--- a/product/evidence/req-005/sole-trader/induction-and-training-procedure-and-register.docx
+++ b/product/evidence/req-005/sole-trader/induction-and-training-procedure-and-register.docx
@@ -650,7 +650,7 @@
           <w:sz w:val="22"/>
           <w:szCs w:val="22"/>
         </w:rPr>
-        <w:t xml:space="preserve">Sunrise Supports is run by one person, a sole trader in New South Wales. These steps apply to the owner and to any worker we engage in future to deliver 0120 Household tasks.</w:t>
+        <w:t xml:space="preserve">Sunrise Supports is run by one person, who is the owner and the only worker. We follow these steps now and again each time we take on another worker. We follow them for any person who joins us later, including a subcontractor or a replacement worker.</w:t>
       </w:r>
     </w:p>
     <w:p>
@@ -668,7 +668,7 @@
           <w:sz w:val="22"/>
           <w:szCs w:val="22"/>
         </w:rPr>
-        <w:t xml:space="preserve">Before a worker starts, we collect and check their identity, right to work, pre-employment checks, and any qualifications or experience that the role needs. We file the evidence in the worker's record.</w:t>
+        <w:t xml:space="preserve">Before a worker starts, we collect and check their proof of identity and their right to work in Australia. We keep copies on the worker's file.</w:t>
       </w:r>
     </w:p>
     <w:p>
@@ -686,7 +686,7 @@
           <w:sz w:val="22"/>
           <w:szCs w:val="22"/>
         </w:rPr>
-        <w:t xml:space="preserve">Before a worker starts, we decide whether the role is risk-assessed. If it is, we complete the extra checks that the role needs and record the outcome in the worker's record.</w:t>
+        <w:t xml:space="preserve">Before a worker starts, we complete the pre-employment checks that apply to their role and record the date and result of each one. Our supports are household tasks in New South Wales. We work out which roles are risk assessed and make sure those checks are finished first.</w:t>
       </w:r>
     </w:p>
     <w:p>
@@ -704,7 +704,7 @@
           <w:sz w:val="22"/>
           <w:szCs w:val="22"/>
         </w:rPr>
-        <w:t xml:space="preserve">Before a worker supports any participant, they complete the mandatory NDIS orientation module. We keep the completion certificate and add the entry to the training register (see section 6 Training register).</w:t>
+        <w:t xml:space="preserve">We check the worker's qualifications and experience against what the role needs. We record what we saw and when we saw it.</w:t>
       </w:r>
     </w:p>
     <w:p>
@@ -722,7 +722,7 @@
           <w:sz w:val="22"/>
           <w:szCs w:val="22"/>
         </w:rPr>
-        <w:t xml:space="preserve">Before a worker supports any participant, they complete training in infection prevention and control standard precautions, including hand hygiene, respiratory hygiene and cough etiquette. We record the date in the training register.</w:t>
+        <w:t xml:space="preserve">Before the worker supports any participant, they complete the NDIS Commission's mandatory orientation module. We record the completion date and keep the certificate.</w:t>
       </w:r>
     </w:p>
     <w:p>
@@ -740,7 +740,7 @@
           <w:sz w:val="22"/>
           <w:szCs w:val="22"/>
         </w:rPr>
-        <w:t xml:space="preserve">Before a worker supports any participant directly, they are trained in the use of PPE. We make sure PPE is available to each worker and each participant who needs it.</w:t>
+        <w:t xml:space="preserve">Before the worker supports any participant, they complete training in infection prevention and control standard precautions. This covers hand hygiene, respiratory hygiene and cough etiquette. We record the date.</w:t>
       </w:r>
     </w:p>
     <w:p>
@@ -758,7 +758,7 @@
           <w:sz w:val="22"/>
           <w:szCs w:val="22"/>
         </w:rPr>
-        <w:t xml:space="preserve">In their first period of work, a new worker goes through our policies and procedures with us. We explain the participant's support plan and the tasks we expect, and record that this is done.</w:t>
+        <w:t xml:space="preserve">Before the worker supports any participant directly, they complete training in using personal protective equipment (PPE). We record the date.</w:t>
       </w:r>
     </w:p>
     <w:p>
@@ -776,7 +776,7 @@
           <w:sz w:val="22"/>
           <w:szCs w:val="22"/>
         </w:rPr>
-        <w:t xml:space="preserve">We supervise each worker as set out in the table below and keep a short note of each supervision.</w:t>
+        <w:t xml:space="preserve">We check that PPE is on hand for each worker and each participant who needs it, before the first visit and whenever we restock.</w:t>
       </w:r>
     </w:p>
     <w:p>
@@ -794,7 +794,7 @@
           <w:sz w:val="22"/>
           <w:szCs w:val="22"/>
         </w:rPr>
-        <w:t xml:space="preserve">We check the training register at the intervals in the table below. We book refresher training before any due date passes and update the register when it is done.</w:t>
+        <w:t xml:space="preserve">We explain the participant's needs and preferences to the worker before their first visit with that participant. Participant details are shared only with workers who need them for the support.</w:t>
       </w:r>
     </w:p>
     <w:p>
@@ -812,7 +812,61 @@
           <w:sz w:val="22"/>
           <w:szCs w:val="22"/>
         </w:rPr>
-        <w:t xml:space="preserve">We record any further training or professional development a worker completes, and we keep the certificate or other evidence with the register entry.</w:t>
+        <w:t xml:space="preserve">We supervise a new worker for their first visits, using the schedule in the table below. We write a short note of what we observed and any follow-up needed.</w:t>
+      </w:r>
+    </w:p>
+    <w:p>
+      <w:pPr>
+        <w:pStyle w:val="ListParagraph"/>
+        <w:numPr>
+          <w:ilvl w:val="0"/>
+          <w:numId w:val="3"/>
+        </w:numPr>
+        <w:spacing w:after="60"/>
+      </w:pPr>
+      <w:r>
+        <w:rPr>
+          <w:rFonts w:ascii="Calibri" w:cs="Calibri" w:eastAsia="Calibri" w:hAnsi="Calibri"/>
+          <w:sz w:val="22"/>
+          <w:szCs w:val="22"/>
+        </w:rPr>
+        <w:t xml:space="preserve">We review each worker's training needs at least once a year. We organise refresher training and record any continuing professional development.</w:t>
+      </w:r>
+    </w:p>
+    <w:p>
+      <w:pPr>
+        <w:pStyle w:val="ListParagraph"/>
+        <w:numPr>
+          <w:ilvl w:val="0"/>
+          <w:numId w:val="3"/>
+        </w:numPr>
+        <w:spacing w:after="60"/>
+      </w:pPr>
+      <w:r>
+        <w:rPr>
+          <w:rFonts w:ascii="Calibri" w:cs="Calibri" w:eastAsia="Calibri" w:hAnsi="Calibri"/>
+          <w:sz w:val="22"/>
+          <w:szCs w:val="22"/>
+        </w:rPr>
+        <w:t xml:space="preserve">We update the training register in section 6 Training register each time a worker completes training. We keep the supporting evidence listed in section 7 Records and evidence to retain.</w:t>
+      </w:r>
+    </w:p>
+    <w:p>
+      <w:pPr>
+        <w:pStyle w:val="ListParagraph"/>
+        <w:numPr>
+          <w:ilvl w:val="0"/>
+          <w:numId w:val="3"/>
+        </w:numPr>
+        <w:spacing w:after="60"/>
+      </w:pPr>
+      <w:r>
+        <w:rPr>
+          <w:rFonts w:ascii="Calibri" w:cs="Calibri" w:eastAsia="Calibri" w:hAnsi="Calibri"/>
+          <w:sz w:val="22"/>
+          <w:szCs w:val="22"/>
+        </w:rPr>
+        <w:t xml:space="preserve">If a training date passes without the refresher being done, we stop rostering that worker to the support it covers. We restart once the training is complete and recorded.</w:t>
       </w:r>
     </w:p>
     <w:tbl>
@@ -927,7 +981,7 @@
                 <w:sz w:val="22"/>
                 <w:szCs w:val="22"/>
               </w:rPr>
-              <w:t xml:space="preserve">Identity, right to work and pre-employment checks</w:t>
+              <w:t xml:space="preserve">Identity, right to work, pre-employment checks and qualifications</w:t>
             </w:r>
           </w:p>
         </w:tc>
@@ -969,7 +1023,7 @@
                 <w:sz w:val="22"/>
                 <w:szCs w:val="22"/>
               </w:rPr>
-              <w:t xml:space="preserve">Before the worker's first shift</w:t>
+              <w:t xml:space="preserve">Before the worker starts</w:t>
             </w:r>
           </w:p>
         </w:tc>
@@ -1013,28 +1067,28 @@
                 <w:sz w:val="22"/>
                 <w:szCs w:val="22"/>
               </w:rPr>
-              <w:t xml:space="preserve">Worker; owner confirms and records</w:t>
-            </w:r>
-          </w:p>
-        </w:tc>
-        <w:tc>
-          <w:tcPr>
-            <w:tcW w:type="dxa" w:w="3000"/>
-            <w:tcBorders>
-              <w:top w:val="single" w:color="999999" w:sz="4"/>
-              <w:left w:val="single" w:color="999999" w:sz="4"/>
-              <w:bottom w:val="single" w:color="999999" w:sz="4"/>
-              <w:right w:val="single" w:color="999999" w:sz="4"/>
-            </w:tcBorders>
-          </w:tcPr>
-          <w:p>
-            <w:r>
-              <w:rPr>
-                <w:rFonts w:ascii="Calibri" w:cs="Calibri" w:eastAsia="Calibri" w:hAnsi="Calibri"/>
-                <w:sz w:val="22"/>
-                <w:szCs w:val="22"/>
-              </w:rPr>
-              <w:t xml:space="preserve">Before the worker supports any participant</w:t>
+              <w:t xml:space="preserve">Worker; owner records it</w:t>
+            </w:r>
+          </w:p>
+        </w:tc>
+        <w:tc>
+          <w:tcPr>
+            <w:tcW w:type="dxa" w:w="3000"/>
+            <w:tcBorders>
+              <w:top w:val="single" w:color="999999" w:sz="4"/>
+              <w:left w:val="single" w:color="999999" w:sz="4"/>
+              <w:bottom w:val="single" w:color="999999" w:sz="4"/>
+              <w:right w:val="single" w:color="999999" w:sz="4"/>
+            </w:tcBorders>
+          </w:tcPr>
+          <w:p>
+            <w:r>
+              <w:rPr>
+                <w:rFonts w:ascii="Calibri" w:cs="Calibri" w:eastAsia="Calibri" w:hAnsi="Calibri"/>
+                <w:sz w:val="22"/>
+                <w:szCs w:val="22"/>
+              </w:rPr>
+              <w:t xml:space="preserve">Before the first participant support</w:t>
             </w:r>
           </w:p>
         </w:tc>
@@ -1078,28 +1132,28 @@
                 <w:sz w:val="22"/>
                 <w:szCs w:val="22"/>
               </w:rPr>
-              <w:t xml:space="preserve">Worker; owner confirms and records</w:t>
-            </w:r>
-          </w:p>
-        </w:tc>
-        <w:tc>
-          <w:tcPr>
-            <w:tcW w:type="dxa" w:w="3000"/>
-            <w:tcBorders>
-              <w:top w:val="single" w:color="999999" w:sz="4"/>
-              <w:left w:val="single" w:color="999999" w:sz="4"/>
-              <w:bottom w:val="single" w:color="999999" w:sz="4"/>
-              <w:right w:val="single" w:color="999999" w:sz="4"/>
-            </w:tcBorders>
-          </w:tcPr>
-          <w:p>
-            <w:r>
-              <w:rPr>
-                <w:rFonts w:ascii="Calibri" w:cs="Calibri" w:eastAsia="Calibri" w:hAnsi="Calibri"/>
-                <w:sz w:val="22"/>
-                <w:szCs w:val="22"/>
-              </w:rPr>
-              <w:t xml:space="preserve">Before the worker supports any participant directly</w:t>
+              <w:t xml:space="preserve">Worker; owner records it</w:t>
+            </w:r>
+          </w:p>
+        </w:tc>
+        <w:tc>
+          <w:tcPr>
+            <w:tcW w:type="dxa" w:w="3000"/>
+            <w:tcBorders>
+              <w:top w:val="single" w:color="999999" w:sz="4"/>
+              <w:left w:val="single" w:color="999999" w:sz="4"/>
+              <w:bottom w:val="single" w:color="999999" w:sz="4"/>
+              <w:right w:val="single" w:color="999999" w:sz="4"/>
+            </w:tcBorders>
+          </w:tcPr>
+          <w:p>
+            <w:r>
+              <w:rPr>
+                <w:rFonts w:ascii="Calibri" w:cs="Calibri" w:eastAsia="Calibri" w:hAnsi="Calibri"/>
+                <w:sz w:val="22"/>
+                <w:szCs w:val="22"/>
+              </w:rPr>
+              <w:t xml:space="preserve">Before the first participant support</w:t>
             </w:r>
           </w:p>
         </w:tc>
@@ -1122,7 +1176,7 @@
                 <w:sz w:val="22"/>
                 <w:szCs w:val="22"/>
               </w:rPr>
-              <w:t xml:space="preserve">Supervision of workers</w:t>
+              <w:t xml:space="preserve">Check that PPE is available</w:t>
             </w:r>
           </w:p>
         </w:tc>
@@ -1164,7 +1218,7 @@
                 <w:sz w:val="22"/>
                 <w:szCs w:val="22"/>
               </w:rPr>
-              <w:t xml:space="preserve">At the start of work, then at regular planned intervals</w:t>
+              <w:t xml:space="preserve">Before the first visit and at each restock</w:t>
             </w:r>
           </w:p>
         </w:tc>
@@ -1187,7 +1241,7 @@
                 <w:sz w:val="22"/>
                 <w:szCs w:val="22"/>
               </w:rPr>
-              <w:t xml:space="preserve">Training register review</w:t>
+              <w:t xml:space="preserve">Supervision of a new worker</w:t>
             </w:r>
           </w:p>
         </w:tc>
@@ -1229,7 +1283,7 @@
                 <w:sz w:val="22"/>
                 <w:szCs w:val="22"/>
               </w:rPr>
-              <w:t xml:space="preserve">At regular planned intervals, and whenever a worker is added or a role changes</w:t>
+              <w:t xml:space="preserve">During the first visits, then as the owner decides</w:t>
             </w:r>
           </w:p>
         </w:tc>
@@ -1252,49 +1306,114 @@
                 <w:sz w:val="22"/>
                 <w:szCs w:val="22"/>
               </w:rPr>
-              <w:t xml:space="preserve">Refresher training</w:t>
-            </w:r>
-          </w:p>
-        </w:tc>
-        <w:tc>
-          <w:tcPr>
-            <w:tcW w:type="dxa" w:w="3000"/>
-            <w:tcBorders>
-              <w:top w:val="single" w:color="999999" w:sz="4"/>
-              <w:left w:val="single" w:color="999999" w:sz="4"/>
-              <w:bottom w:val="single" w:color="999999" w:sz="4"/>
-              <w:right w:val="single" w:color="999999" w:sz="4"/>
-            </w:tcBorders>
-          </w:tcPr>
-          <w:p>
-            <w:r>
-              <w:rPr>
-                <w:rFonts w:ascii="Calibri" w:cs="Calibri" w:eastAsia="Calibri" w:hAnsi="Calibri"/>
-                <w:sz w:val="22"/>
-                <w:szCs w:val="22"/>
-              </w:rPr>
-              <w:t xml:space="preserve">Worker; owner books and records</w:t>
-            </w:r>
-          </w:p>
-        </w:tc>
-        <w:tc>
-          <w:tcPr>
-            <w:tcW w:type="dxa" w:w="3000"/>
-            <w:tcBorders>
-              <w:top w:val="single" w:color="999999" w:sz="4"/>
-              <w:left w:val="single" w:color="999999" w:sz="4"/>
-              <w:bottom w:val="single" w:color="999999" w:sz="4"/>
-              <w:right w:val="single" w:color="999999" w:sz="4"/>
-            </w:tcBorders>
-          </w:tcPr>
-          <w:p>
-            <w:r>
-              <w:rPr>
-                <w:rFonts w:ascii="Calibri" w:cs="Calibri" w:eastAsia="Calibri" w:hAnsi="Calibri"/>
-                <w:sz w:val="22"/>
-                <w:szCs w:val="22"/>
-              </w:rPr>
-              <w:t xml:space="preserve">Before the refresher due date in the training register</w:t>
+              <w:t xml:space="preserve">Training needs review and refresher training</w:t>
+            </w:r>
+          </w:p>
+        </w:tc>
+        <w:tc>
+          <w:tcPr>
+            <w:tcW w:type="dxa" w:w="3000"/>
+            <w:tcBorders>
+              <w:top w:val="single" w:color="999999" w:sz="4"/>
+              <w:left w:val="single" w:color="999999" w:sz="4"/>
+              <w:bottom w:val="single" w:color="999999" w:sz="4"/>
+              <w:right w:val="single" w:color="999999" w:sz="4"/>
+            </w:tcBorders>
+          </w:tcPr>
+          <w:p>
+            <w:r>
+              <w:rPr>
+                <w:rFonts w:ascii="Calibri" w:cs="Calibri" w:eastAsia="Calibri" w:hAnsi="Calibri"/>
+                <w:sz w:val="22"/>
+                <w:szCs w:val="22"/>
+              </w:rPr>
+              <w:t xml:space="preserve">Owner with the worker</w:t>
+            </w:r>
+          </w:p>
+        </w:tc>
+        <w:tc>
+          <w:tcPr>
+            <w:tcW w:type="dxa" w:w="3000"/>
+            <w:tcBorders>
+              <w:top w:val="single" w:color="999999" w:sz="4"/>
+              <w:left w:val="single" w:color="999999" w:sz="4"/>
+              <w:bottom w:val="single" w:color="999999" w:sz="4"/>
+              <w:right w:val="single" w:color="999999" w:sz="4"/>
+            </w:tcBorders>
+          </w:tcPr>
+          <w:p>
+            <w:r>
+              <w:rPr>
+                <w:rFonts w:ascii="Calibri" w:cs="Calibri" w:eastAsia="Calibri" w:hAnsi="Calibri"/>
+                <w:sz w:val="22"/>
+                <w:szCs w:val="22"/>
+              </w:rPr>
+              <w:t xml:space="preserve">At least every 12 months</w:t>
+            </w:r>
+          </w:p>
+        </w:tc>
+      </w:tr>
+      <w:tr>
+        <w:tc>
+          <w:tcPr>
+            <w:tcW w:type="dxa" w:w="3000"/>
+            <w:tcBorders>
+              <w:top w:val="single" w:color="999999" w:sz="4"/>
+              <w:left w:val="single" w:color="999999" w:sz="4"/>
+              <w:bottom w:val="single" w:color="999999" w:sz="4"/>
+              <w:right w:val="single" w:color="999999" w:sz="4"/>
+            </w:tcBorders>
+          </w:tcPr>
+          <w:p>
+            <w:r>
+              <w:rPr>
+                <w:rFonts w:ascii="Calibri" w:cs="Calibri" w:eastAsia="Calibri" w:hAnsi="Calibri"/>
+                <w:sz w:val="22"/>
+                <w:szCs w:val="22"/>
+              </w:rPr>
+              <w:t xml:space="preserve">Training register update</w:t>
+            </w:r>
+          </w:p>
+        </w:tc>
+        <w:tc>
+          <w:tcPr>
+            <w:tcW w:type="dxa" w:w="3000"/>
+            <w:tcBorders>
+              <w:top w:val="single" w:color="999999" w:sz="4"/>
+              <w:left w:val="single" w:color="999999" w:sz="4"/>
+              <w:bottom w:val="single" w:color="999999" w:sz="4"/>
+              <w:right w:val="single" w:color="999999" w:sz="4"/>
+            </w:tcBorders>
+          </w:tcPr>
+          <w:p>
+            <w:r>
+              <w:rPr>
+                <w:rFonts w:ascii="Calibri" w:cs="Calibri" w:eastAsia="Calibri" w:hAnsi="Calibri"/>
+                <w:sz w:val="22"/>
+                <w:szCs w:val="22"/>
+              </w:rPr>
+              <w:t xml:space="preserve">Owner</w:t>
+            </w:r>
+          </w:p>
+        </w:tc>
+        <w:tc>
+          <w:tcPr>
+            <w:tcW w:type="dxa" w:w="3000"/>
+            <w:tcBorders>
+              <w:top w:val="single" w:color="999999" w:sz="4"/>
+              <w:left w:val="single" w:color="999999" w:sz="4"/>
+              <w:bottom w:val="single" w:color="999999" w:sz="4"/>
+              <w:right w:val="single" w:color="999999" w:sz="4"/>
+            </w:tcBorders>
+          </w:tcPr>
+          <w:p>
+            <w:r>
+              <w:rPr>
+                <w:rFonts w:ascii="Calibri" w:cs="Calibri" w:eastAsia="Calibri" w:hAnsi="Calibri"/>
+                <w:sz w:val="22"/>
+                <w:szCs w:val="22"/>
+              </w:rPr>
+              <w:t xml:space="preserve">Within 5 working days of training being completed</w:t>
             </w:r>
           </w:p>
         </w:tc>
@@ -1313,48 +1432,6 @@
         <w:t xml:space="preserve"/>
       </w:r>
     </w:p>
-    <w:tbl>
-      <w:tblPr>
-        <w:tblW w:type="dxa" w:w="9000"/>
-        <w:tblBorders>
-          <w:top w:val="single" w:color="auto" w:sz="4"/>
-          <w:left w:val="single" w:color="auto" w:sz="4"/>
-          <w:bottom w:val="single" w:color="auto" w:sz="4"/>
-          <w:right w:val="single" w:color="auto" w:sz="4"/>
-          <w:insideH w:val="single" w:color="auto" w:sz="4"/>
-          <w:insideV w:val="single" w:color="auto" w:sz="4"/>
-        </w:tblBorders>
-      </w:tblPr>
-      <w:tblGrid>
-        <w:gridCol w:w="9000"/>
-      </w:tblGrid>
-      <w:tr>
-        <w:tc>
-          <w:tcPr>
-            <w:tcW w:type="dxa" w:w="9000"/>
-            <w:tcBorders>
-              <w:top w:val="single" w:color="999999" w:sz="4"/>
-              <w:left w:val="single" w:color="999999" w:sz="4"/>
-              <w:bottom w:val="single" w:color="999999" w:sz="4"/>
-              <w:right w:val="single" w:color="999999" w:sz="4"/>
-            </w:tcBorders>
-            <w:shd w:fill="FFF4CE" w:val="clear"/>
-          </w:tcPr>
-          <w:p>
-            <w:r>
-              <w:rPr>
-                <w:rFonts w:ascii="Calibri" w:cs="Calibri" w:eastAsia="Calibri" w:hAnsi="Calibri"/>
-                <w:i/>
-                <w:iCs/>
-                <w:sz w:val="22"/>
-                <w:szCs w:val="22"/>
-              </w:rPr>
-              <w:t xml:space="preserve">[Provider to complete: how often supervision and training register reviews take place, and the refresher period for infection prevention and control and PPE training.]</w:t>
-            </w:r>
-          </w:p>
-        </w:tc>
-      </w:tr>
-    </w:tbl>
     <w:p>
       <w:pPr>
         <w:spacing w:after="120"/>
@@ -1365,7 +1442,7 @@
           <w:sz w:val="22"/>
           <w:szCs w:val="22"/>
         </w:rPr>
-        <w:t xml:space="preserve"/>
+        <w:t xml:space="preserve">While Sunrise Supports has no other workers, the owner completes each training step above and records it in the register. We do not use restrictive practices, so no restrictive practices training is needed now. We will add it to these steps before any such practice is used.</w:t>
       </w:r>
     </w:p>
     <w:p>

--- a/product/evidence/req-005/sole-trader/induction-and-training-procedure-and-register.docx
+++ b/product/evidence/req-005/sole-trader/induction-and-training-procedure-and-register.docx
@@ -27,8 +27,8 @@
           <w:rFonts w:ascii="Calibri" w:cs="Calibri" w:eastAsia="Calibri" w:hAnsi="Calibri"/>
           <w:i/>
           <w:iCs/>
-          <w:sz w:val="22"/>
-          <w:szCs w:val="22"/>
+          <w:sz w:val="24"/>
+          <w:szCs w:val="24"/>
         </w:rPr>
         <w:t xml:space="preserve">Sunrise Supports</w:t>
       </w:r>
@@ -84,8 +84,6 @@
                 <w:rFonts w:ascii="Calibri" w:cs="Calibri" w:eastAsia="Calibri" w:hAnsi="Calibri"/>
                 <w:b/>
                 <w:bCs/>
-                <w:sz w:val="22"/>
-                <w:szCs w:val="22"/>
               </w:rPr>
               <w:t xml:space="preserve">Item</w:t>
             </w:r>
@@ -108,8 +106,6 @@
                 <w:rFonts w:ascii="Calibri" w:cs="Calibri" w:eastAsia="Calibri" w:hAnsi="Calibri"/>
                 <w:b/>
                 <w:bCs/>
-                <w:sz w:val="22"/>
-                <w:szCs w:val="22"/>
               </w:rPr>
               <w:t xml:space="preserve">Detail</w:t>
             </w:r>
@@ -117,6 +113,9 @@
         </w:tc>
       </w:tr>
       <w:tr>
+        <w:trPr>
+          <w:cantSplit/>
+        </w:trPr>
         <w:tc>
           <w:tcPr>
             <w:tcW w:type="dxa" w:w="4500"/>
@@ -131,8 +130,6 @@
             <w:r>
               <w:rPr>
                 <w:rFonts w:ascii="Calibri" w:cs="Calibri" w:eastAsia="Calibri" w:hAnsi="Calibri"/>
-                <w:sz w:val="22"/>
-                <w:szCs w:val="22"/>
               </w:rPr>
               <w:t xml:space="preserve">Document</w:t>
             </w:r>
@@ -152,8 +149,6 @@
             <w:r>
               <w:rPr>
                 <w:rFonts w:ascii="Calibri" w:cs="Calibri" w:eastAsia="Calibri" w:hAnsi="Calibri"/>
-                <w:sz w:val="22"/>
-                <w:szCs w:val="22"/>
               </w:rPr>
               <w:t xml:space="preserve">Induction and training procedure and register</w:t>
             </w:r>
@@ -161,6 +156,9 @@
         </w:tc>
       </w:tr>
       <w:tr>
+        <w:trPr>
+          <w:cantSplit/>
+        </w:trPr>
         <w:tc>
           <w:tcPr>
             <w:tcW w:type="dxa" w:w="4500"/>
@@ -175,8 +173,6 @@
             <w:r>
               <w:rPr>
                 <w:rFonts w:ascii="Calibri" w:cs="Calibri" w:eastAsia="Calibri" w:hAnsi="Calibri"/>
-                <w:sz w:val="22"/>
-                <w:szCs w:val="22"/>
               </w:rPr>
               <w:t xml:space="preserve">Provider</w:t>
             </w:r>
@@ -196,8 +192,6 @@
             <w:r>
               <w:rPr>
                 <w:rFonts w:ascii="Calibri" w:cs="Calibri" w:eastAsia="Calibri" w:hAnsi="Calibri"/>
-                <w:sz w:val="22"/>
-                <w:szCs w:val="22"/>
               </w:rPr>
               <w:t xml:space="preserve">Sunrise Supports</w:t>
             </w:r>
@@ -205,6 +199,9 @@
         </w:tc>
       </w:tr>
       <w:tr>
+        <w:trPr>
+          <w:cantSplit/>
+        </w:trPr>
         <w:tc>
           <w:tcPr>
             <w:tcW w:type="dxa" w:w="4500"/>
@@ -219,8 +216,6 @@
             <w:r>
               <w:rPr>
                 <w:rFonts w:ascii="Calibri" w:cs="Calibri" w:eastAsia="Calibri" w:hAnsi="Calibri"/>
-                <w:sz w:val="22"/>
-                <w:szCs w:val="22"/>
               </w:rPr>
               <w:t xml:space="preserve">Version</w:t>
             </w:r>
@@ -240,8 +235,6 @@
             <w:r>
               <w:rPr>
                 <w:rFonts w:ascii="Calibri" w:cs="Calibri" w:eastAsia="Calibri" w:hAnsi="Calibri"/>
-                <w:sz w:val="22"/>
-                <w:szCs w:val="22"/>
               </w:rPr>
               <w:t xml:space="preserve">review-pack</w:t>
             </w:r>
@@ -249,6 +242,9 @@
         </w:tc>
       </w:tr>
       <w:tr>
+        <w:trPr>
+          <w:cantSplit/>
+        </w:trPr>
         <w:tc>
           <w:tcPr>
             <w:tcW w:type="dxa" w:w="4500"/>
@@ -263,10 +259,8 @@
             <w:r>
               <w:rPr>
                 <w:rFonts w:ascii="Calibri" w:cs="Calibri" w:eastAsia="Calibri" w:hAnsi="Calibri"/>
-                <w:sz w:val="22"/>
-                <w:szCs w:val="22"/>
-              </w:rPr>
-              <w:t xml:space="preserve">Generated</w:t>
+              </w:rPr>
+              <w:t xml:space="preserve">Drafted</w:t>
             </w:r>
           </w:p>
         </w:tc>
@@ -284,15 +278,16 @@
             <w:r>
               <w:rPr>
                 <w:rFonts w:ascii="Calibri" w:cs="Calibri" w:eastAsia="Calibri" w:hAnsi="Calibri"/>
-                <w:sz w:val="22"/>
-                <w:szCs w:val="22"/>
-              </w:rPr>
-              <w:t xml:space="preserve">12 October 2026</w:t>
+              </w:rPr>
+              <w:t xml:space="preserve">14 October 2026</w:t>
             </w:r>
           </w:p>
         </w:tc>
       </w:tr>
       <w:tr>
+        <w:trPr>
+          <w:cantSplit/>
+        </w:trPr>
         <w:tc>
           <w:tcPr>
             <w:tcW w:type="dxa" w:w="4500"/>
@@ -307,10 +302,8 @@
             <w:r>
               <w:rPr>
                 <w:rFonts w:ascii="Calibri" w:cs="Calibri" w:eastAsia="Calibri" w:hAnsi="Calibri"/>
-                <w:sz w:val="22"/>
-                <w:szCs w:val="22"/>
-              </w:rPr>
-              <w:t xml:space="preserve">Approval</w:t>
+              </w:rPr>
+              <w:t xml:space="preserve">Approver</w:t>
             </w:r>
           </w:p>
         </w:tc>
@@ -328,15 +321,16 @@
             <w:r>
               <w:rPr>
                 <w:rFonts w:ascii="Calibri" w:cs="Calibri" w:eastAsia="Calibri" w:hAnsi="Calibri"/>
-                <w:sz w:val="22"/>
-                <w:szCs w:val="22"/>
-              </w:rPr>
-              <w:t xml:space="preserve">[Provider to complete: name, role and date]</w:t>
+              </w:rPr>
+              <w:t xml:space="preserve">Jane Citizen, Owner</w:t>
             </w:r>
           </w:p>
         </w:tc>
       </w:tr>
       <w:tr>
+        <w:trPr>
+          <w:cantSplit/>
+        </w:trPr>
         <w:tc>
           <w:tcPr>
             <w:tcW w:type="dxa" w:w="4500"/>
@@ -351,8 +345,49 @@
             <w:r>
               <w:rPr>
                 <w:rFonts w:ascii="Calibri" w:cs="Calibri" w:eastAsia="Calibri" w:hAnsi="Calibri"/>
-                <w:sz w:val="22"/>
-                <w:szCs w:val="22"/>
+              </w:rPr>
+              <w:t xml:space="preserve">Approval date</w:t>
+            </w:r>
+          </w:p>
+        </w:tc>
+        <w:tc>
+          <w:tcPr>
+            <w:tcW w:type="dxa" w:w="4500"/>
+            <w:tcBorders>
+              <w:top w:val="single" w:color="999999" w:sz="4"/>
+              <w:left w:val="single" w:color="999999" w:sz="4"/>
+              <w:bottom w:val="single" w:color="999999" w:sz="4"/>
+              <w:right w:val="single" w:color="999999" w:sz="4"/>
+            </w:tcBorders>
+          </w:tcPr>
+          <w:p>
+            <w:r>
+              <w:rPr>
+                <w:rFonts w:ascii="Calibri" w:cs="Calibri" w:eastAsia="Calibri" w:hAnsi="Calibri"/>
+              </w:rPr>
+              <w:t xml:space="preserve">14 October 2026</w:t>
+            </w:r>
+          </w:p>
+        </w:tc>
+      </w:tr>
+      <w:tr>
+        <w:trPr>
+          <w:cantSplit/>
+        </w:trPr>
+        <w:tc>
+          <w:tcPr>
+            <w:tcW w:type="dxa" w:w="4500"/>
+            <w:tcBorders>
+              <w:top w:val="single" w:color="999999" w:sz="4"/>
+              <w:left w:val="single" w:color="999999" w:sz="4"/>
+              <w:bottom w:val="single" w:color="999999" w:sz="4"/>
+              <w:right w:val="single" w:color="999999" w:sz="4"/>
+            </w:tcBorders>
+          </w:tcPr>
+          <w:p>
+            <w:r>
+              <w:rPr>
+                <w:rFonts w:ascii="Calibri" w:cs="Calibri" w:eastAsia="Calibri" w:hAnsi="Calibri"/>
               </w:rPr>
               <w:t xml:space="preserve">Next review</w:t>
             </w:r>
@@ -372,10 +407,51 @@
             <w:r>
               <w:rPr>
                 <w:rFonts w:ascii="Calibri" w:cs="Calibri" w:eastAsia="Calibri" w:hAnsi="Calibri"/>
-                <w:sz w:val="22"/>
-                <w:szCs w:val="22"/>
-              </w:rPr>
-              <w:t xml:space="preserve">12 October 2027</w:t>
+              </w:rPr>
+              <w:t xml:space="preserve">14 October 2027</w:t>
+            </w:r>
+          </w:p>
+        </w:tc>
+      </w:tr>
+      <w:tr>
+        <w:trPr>
+          <w:cantSplit/>
+        </w:trPr>
+        <w:tc>
+          <w:tcPr>
+            <w:tcW w:type="dxa" w:w="4500"/>
+            <w:tcBorders>
+              <w:top w:val="single" w:color="999999" w:sz="4"/>
+              <w:left w:val="single" w:color="999999" w:sz="4"/>
+              <w:bottom w:val="single" w:color="999999" w:sz="4"/>
+              <w:right w:val="single" w:color="999999" w:sz="4"/>
+            </w:tcBorders>
+          </w:tcPr>
+          <w:p>
+            <w:r>
+              <w:rPr>
+                <w:rFonts w:ascii="Calibri" w:cs="Calibri" w:eastAsia="Calibri" w:hAnsi="Calibri"/>
+              </w:rPr>
+              <w:t xml:space="preserve">Standards it supports</w:t>
+            </w:r>
+          </w:p>
+        </w:tc>
+        <w:tc>
+          <w:tcPr>
+            <w:tcW w:type="dxa" w:w="4500"/>
+            <w:tcBorders>
+              <w:top w:val="single" w:color="999999" w:sz="4"/>
+              <w:left w:val="single" w:color="999999" w:sz="4"/>
+              <w:bottom w:val="single" w:color="999999" w:sz="4"/>
+              <w:right w:val="single" w:color="999999" w:sz="4"/>
+            </w:tcBorders>
+          </w:tcPr>
+          <w:p>
+            <w:r>
+              <w:rPr>
+                <w:rFonts w:ascii="Calibri" w:cs="Calibri" w:eastAsia="Calibri" w:hAnsi="Calibri"/>
+              </w:rPr>
+              <w:t xml:space="preserve">Human resource management</w:t>
             </w:r>
           </w:p>
         </w:tc>
@@ -383,26 +459,22 @@
     </w:tbl>
     <w:p>
       <w:pPr>
-        <w:spacing w:after="120"/>
-      </w:pPr>
-      <w:r>
-        <w:rPr>
-          <w:rFonts w:ascii="Calibri" w:cs="Calibri" w:eastAsia="Calibri" w:hAnsi="Calibri"/>
-          <w:sz w:val="22"/>
-          <w:szCs w:val="22"/>
+        <w:spacing w:after="120" w:line="276"/>
+      </w:pPr>
+      <w:r>
+        <w:rPr>
+          <w:rFonts w:ascii="Calibri" w:cs="Calibri" w:eastAsia="Calibri" w:hAnsi="Calibri"/>
         </w:rPr>
         <w:t xml:space="preserve"/>
       </w:r>
     </w:p>
     <w:p>
       <w:pPr>
-        <w:spacing w:after="120"/>
-      </w:pPr>
-      <w:r>
-        <w:rPr>
-          <w:rFonts w:ascii="Calibri" w:cs="Calibri" w:eastAsia="Calibri" w:hAnsi="Calibri"/>
-          <w:sz w:val="22"/>
-          <w:szCs w:val="22"/>
+        <w:spacing w:after="120" w:line="276"/>
+      </w:pPr>
+      <w:r>
+        <w:rPr>
+          <w:rFonts w:ascii="Calibri" w:cs="Calibri" w:eastAsia="Calibri" w:hAnsi="Calibri"/>
         </w:rPr>
         <w:t xml:space="preserve">Why this document: it supports the NDIS Practice Standards Human resource management for Sunrise Supports.</w:t>
       </w:r>
@@ -423,13 +495,27 @@
     </w:p>
     <w:p>
       <w:pPr>
-        <w:spacing w:after="120"/>
-      </w:pPr>
-      <w:r>
-        <w:rPr>
-          <w:rFonts w:ascii="Calibri" w:cs="Calibri" w:eastAsia="Calibri" w:hAnsi="Calibri"/>
-          <w:sz w:val="22"/>
-          <w:szCs w:val="22"/>
+        <w:spacing w:after="80"/>
+      </w:pPr>
+      <w:r>
+        <w:rPr>
+          <w:rFonts w:ascii="Calibri" w:cs="Calibri" w:eastAsia="Calibri" w:hAnsi="Calibri"/>
+          <w:i/>
+          <w:iCs/>
+          <w:color w:val="555555"/>
+          <w:sz w:val="20"/>
+          <w:szCs w:val="20"/>
+        </w:rPr>
+        <w:t xml:space="preserve">Drafted from your answers.</w:t>
+      </w:r>
+    </w:p>
+    <w:p>
+      <w:pPr>
+        <w:spacing w:after="120" w:line="276"/>
+      </w:pPr>
+      <w:r>
+        <w:rPr>
+          <w:rFonts w:ascii="Calibri" w:cs="Calibri" w:eastAsia="Calibri" w:hAnsi="Calibri"/>
         </w:rPr>
         <w:t xml:space="preserve">This procedure explains how Sunrise Supports inducts, trains, supervises and keeps workers current, and holds the training register. It supports the Human resource management standard.</w:t>
       </w:r>
@@ -450,26 +536,38 @@
     </w:p>
     <w:p>
       <w:pPr>
-        <w:spacing w:after="120"/>
-      </w:pPr>
-      <w:r>
-        <w:rPr>
-          <w:rFonts w:ascii="Calibri" w:cs="Calibri" w:eastAsia="Calibri" w:hAnsi="Calibri"/>
-          <w:sz w:val="22"/>
-          <w:szCs w:val="22"/>
+        <w:spacing w:after="80"/>
+      </w:pPr>
+      <w:r>
+        <w:rPr>
+          <w:rFonts w:ascii="Calibri" w:cs="Calibri" w:eastAsia="Calibri" w:hAnsi="Calibri"/>
+          <w:i/>
+          <w:iCs/>
+          <w:color w:val="555555"/>
+          <w:sz w:val="20"/>
+          <w:szCs w:val="20"/>
+        </w:rPr>
+        <w:t xml:space="preserve">Drafted from your answers.</w:t>
+      </w:r>
+    </w:p>
+    <w:p>
+      <w:pPr>
+        <w:spacing w:after="120" w:line="276"/>
+      </w:pPr>
+      <w:r>
+        <w:rPr>
+          <w:rFonts w:ascii="Calibri" w:cs="Calibri" w:eastAsia="Calibri" w:hAnsi="Calibri"/>
         </w:rPr>
         <w:t xml:space="preserve">Sunrise Supports is a sole trader. We provide household tasks support (0120) to participants in New South Wales. This procedure applies to anyone who works for us, whether paid or unpaid, and to me as the owner and a worker.</w:t>
       </w:r>
     </w:p>
     <w:p>
       <w:pPr>
-        <w:spacing w:after="120"/>
-      </w:pPr>
-      <w:r>
-        <w:rPr>
-          <w:rFonts w:ascii="Calibri" w:cs="Calibri" w:eastAsia="Calibri" w:hAnsi="Calibri"/>
-          <w:sz w:val="22"/>
-          <w:szCs w:val="22"/>
+        <w:spacing w:after="120" w:line="276"/>
+      </w:pPr>
+      <w:r>
+        <w:rPr>
+          <w:rFonts w:ascii="Calibri" w:cs="Calibri" w:eastAsia="Calibri" w:hAnsi="Calibri"/>
         </w:rPr>
         <w:t xml:space="preserve">We use this procedure whenever one of the situations below happens.</w:t>
       </w:r>
@@ -481,13 +579,11 @@
           <w:ilvl w:val="0"/>
           <w:numId w:val="2"/>
         </w:numPr>
-        <w:spacing w:after="60"/>
-      </w:pPr>
-      <w:r>
-        <w:rPr>
-          <w:rFonts w:ascii="Calibri" w:cs="Calibri" w:eastAsia="Calibri" w:hAnsi="Calibri"/>
-          <w:sz w:val="22"/>
-          <w:szCs w:val="22"/>
+        <w:spacing w:after="60" w:line="276"/>
+      </w:pPr>
+      <w:r>
+        <w:rPr>
+          <w:rFonts w:ascii="Calibri" w:cs="Calibri" w:eastAsia="Calibri" w:hAnsi="Calibri"/>
         </w:rPr>
         <w:t xml:space="preserve">Before I start delivering household tasks support to a participant for the first time.</w:t>
       </w:r>
@@ -499,13 +595,11 @@
           <w:ilvl w:val="0"/>
           <w:numId w:val="2"/>
         </w:numPr>
-        <w:spacing w:after="60"/>
-      </w:pPr>
-      <w:r>
-        <w:rPr>
-          <w:rFonts w:ascii="Calibri" w:cs="Calibri" w:eastAsia="Calibri" w:hAnsi="Calibri"/>
-          <w:sz w:val="22"/>
-          <w:szCs w:val="22"/>
+        <w:spacing w:after="60" w:line="276"/>
+      </w:pPr>
+      <w:r>
+        <w:rPr>
+          <w:rFonts w:ascii="Calibri" w:cs="Calibri" w:eastAsia="Calibri" w:hAnsi="Calibri"/>
         </w:rPr>
         <w:t xml:space="preserve">When we take on any new worker, including a casual worker, a sub-contractor or a person covering a short absence.</w:t>
       </w:r>
@@ -517,13 +611,11 @@
           <w:ilvl w:val="0"/>
           <w:numId w:val="2"/>
         </w:numPr>
-        <w:spacing w:after="60"/>
-      </w:pPr>
-      <w:r>
-        <w:rPr>
-          <w:rFonts w:ascii="Calibri" w:cs="Calibri" w:eastAsia="Calibri" w:hAnsi="Calibri"/>
-          <w:sz w:val="22"/>
-          <w:szCs w:val="22"/>
+        <w:spacing w:after="60" w:line="276"/>
+      </w:pPr>
+      <w:r>
+        <w:rPr>
+          <w:rFonts w:ascii="Calibri" w:cs="Calibri" w:eastAsia="Calibri" w:hAnsi="Calibri"/>
         </w:rPr>
         <w:t xml:space="preserve">When a worker moves into a new role or takes on a task they have not done for us before.</w:t>
       </w:r>
@@ -535,13 +627,11 @@
           <w:ilvl w:val="0"/>
           <w:numId w:val="2"/>
         </w:numPr>
-        <w:spacing w:after="60"/>
-      </w:pPr>
-      <w:r>
-        <w:rPr>
-          <w:rFonts w:ascii="Calibri" w:cs="Calibri" w:eastAsia="Calibri" w:hAnsi="Calibri"/>
-          <w:sz w:val="22"/>
-          <w:szCs w:val="22"/>
+        <w:spacing w:after="60" w:line="276"/>
+      </w:pPr>
+      <w:r>
+        <w:rPr>
+          <w:rFonts w:ascii="Calibri" w:cs="Calibri" w:eastAsia="Calibri" w:hAnsi="Calibri"/>
         </w:rPr>
         <w:t xml:space="preserve">When a worker's training is due for a refresh, as set out in section 5 Training we require.</w:t>
       </w:r>
@@ -553,13 +643,11 @@
           <w:ilvl w:val="0"/>
           <w:numId w:val="2"/>
         </w:numPr>
-        <w:spacing w:after="60"/>
-      </w:pPr>
-      <w:r>
-        <w:rPr>
-          <w:rFonts w:ascii="Calibri" w:cs="Calibri" w:eastAsia="Calibri" w:hAnsi="Calibri"/>
-          <w:sz w:val="22"/>
-          <w:szCs w:val="22"/>
+        <w:spacing w:after="60" w:line="276"/>
+      </w:pPr>
+      <w:r>
+        <w:rPr>
+          <w:rFonts w:ascii="Calibri" w:cs="Calibri" w:eastAsia="Calibri" w:hAnsi="Calibri"/>
         </w:rPr>
         <w:t xml:space="preserve">When a participant's needs change in a way that needs new skills, for example new equipment, new cleaning products or a new health or infection risk in the home.</w:t>
       </w:r>
@@ -571,13 +659,11 @@
           <w:ilvl w:val="0"/>
           <w:numId w:val="2"/>
         </w:numPr>
-        <w:spacing w:after="60"/>
-      </w:pPr>
-      <w:r>
-        <w:rPr>
-          <w:rFonts w:ascii="Calibri" w:cs="Calibri" w:eastAsia="Calibri" w:hAnsi="Calibri"/>
-          <w:sz w:val="22"/>
-          <w:szCs w:val="22"/>
+        <w:spacing w:after="60" w:line="276"/>
+      </w:pPr>
+      <w:r>
+        <w:rPr>
+          <w:rFonts w:ascii="Calibri" w:cs="Calibri" w:eastAsia="Calibri" w:hAnsi="Calibri"/>
         </w:rPr>
         <w:t xml:space="preserve">When we find a gap in a worker's skills, for example after an incident, a complaint or a supervision check.</w:t>
       </w:r>
@@ -589,39 +675,33 @@
           <w:ilvl w:val="0"/>
           <w:numId w:val="2"/>
         </w:numPr>
-        <w:spacing w:after="60"/>
-      </w:pPr>
-      <w:r>
-        <w:rPr>
-          <w:rFonts w:ascii="Calibri" w:cs="Calibri" w:eastAsia="Calibri" w:hAnsi="Calibri"/>
-          <w:sz w:val="22"/>
-          <w:szCs w:val="22"/>
+        <w:spacing w:after="60" w:line="276"/>
+      </w:pPr>
+      <w:r>
+        <w:rPr>
+          <w:rFonts w:ascii="Calibri" w:cs="Calibri" w:eastAsia="Calibri" w:hAnsi="Calibri"/>
         </w:rPr>
         <w:t xml:space="preserve">When we update the training register in section 6 Training register.</w:t>
       </w:r>
     </w:p>
     <w:p>
       <w:pPr>
-        <w:spacing w:after="120"/>
-      </w:pPr>
-      <w:r>
-        <w:rPr>
-          <w:rFonts w:ascii="Calibri" w:cs="Calibri" w:eastAsia="Calibri" w:hAnsi="Calibri"/>
-          <w:sz w:val="22"/>
-          <w:szCs w:val="22"/>
+        <w:spacing w:after="120" w:line="276"/>
+      </w:pPr>
+      <w:r>
+        <w:rPr>
+          <w:rFonts w:ascii="Calibri" w:cs="Calibri" w:eastAsia="Calibri" w:hAnsi="Calibri"/>
         </w:rPr>
         <w:t xml:space="preserve">Some of our roles are risk-assessed, because the worker enters a participant's home or may be alone with a participant. For those roles, no worker starts supports until induction and the checks in section 3 Steps are complete.</w:t>
       </w:r>
     </w:p>
     <w:p>
       <w:pPr>
-        <w:spacing w:after="120"/>
-      </w:pPr>
-      <w:r>
-        <w:rPr>
-          <w:rFonts w:ascii="Calibri" w:cs="Calibri" w:eastAsia="Calibri" w:hAnsi="Calibri"/>
-          <w:sz w:val="22"/>
-          <w:szCs w:val="22"/>
+        <w:spacing w:after="120" w:line="276"/>
+      </w:pPr>
+      <w:r>
+        <w:rPr>
+          <w:rFonts w:ascii="Calibri" w:cs="Calibri" w:eastAsia="Calibri" w:hAnsi="Calibri"/>
         </w:rPr>
         <w:t xml:space="preserve">Even while we are a one-person provider, we follow every step in this procedure for myself. If we add workers later, this procedure applies to them from their first day.</w:t>
       </w:r>
@@ -642,13 +722,27 @@
     </w:p>
     <w:p>
       <w:pPr>
-        <w:spacing w:after="120"/>
-      </w:pPr>
-      <w:r>
-        <w:rPr>
-          <w:rFonts w:ascii="Calibri" w:cs="Calibri" w:eastAsia="Calibri" w:hAnsi="Calibri"/>
-          <w:sz w:val="22"/>
-          <w:szCs w:val="22"/>
+        <w:spacing w:after="80"/>
+      </w:pPr>
+      <w:r>
+        <w:rPr>
+          <w:rFonts w:ascii="Calibri" w:cs="Calibri" w:eastAsia="Calibri" w:hAnsi="Calibri"/>
+          <w:i/>
+          <w:iCs/>
+          <w:color w:val="555555"/>
+          <w:sz w:val="20"/>
+          <w:szCs w:val="20"/>
+        </w:rPr>
+        <w:t xml:space="preserve">Drafted from your answers.</w:t>
+      </w:r>
+    </w:p>
+    <w:p>
+      <w:pPr>
+        <w:spacing w:after="120" w:line="276"/>
+      </w:pPr>
+      <w:r>
+        <w:rPr>
+          <w:rFonts w:ascii="Calibri" w:cs="Calibri" w:eastAsia="Calibri" w:hAnsi="Calibri"/>
         </w:rPr>
         <w:t xml:space="preserve">Sunrise Supports is run by one person, who is the owner and the only worker. We follow these steps now and again each time we take on another worker. We follow them for any person who joins us later, including a subcontractor or a replacement worker.</w:t>
       </w:r>
@@ -660,13 +754,11 @@
           <w:ilvl w:val="0"/>
           <w:numId w:val="3"/>
         </w:numPr>
-        <w:spacing w:after="60"/>
-      </w:pPr>
-      <w:r>
-        <w:rPr>
-          <w:rFonts w:ascii="Calibri" w:cs="Calibri" w:eastAsia="Calibri" w:hAnsi="Calibri"/>
-          <w:sz w:val="22"/>
-          <w:szCs w:val="22"/>
+        <w:spacing w:after="60" w:line="276"/>
+      </w:pPr>
+      <w:r>
+        <w:rPr>
+          <w:rFonts w:ascii="Calibri" w:cs="Calibri" w:eastAsia="Calibri" w:hAnsi="Calibri"/>
         </w:rPr>
         <w:t xml:space="preserve">Before a worker starts, we collect and check their proof of identity and their right to work in Australia. We keep copies on the worker's file.</w:t>
       </w:r>
@@ -678,13 +770,11 @@
           <w:ilvl w:val="0"/>
           <w:numId w:val="3"/>
         </w:numPr>
-        <w:spacing w:after="60"/>
-      </w:pPr>
-      <w:r>
-        <w:rPr>
-          <w:rFonts w:ascii="Calibri" w:cs="Calibri" w:eastAsia="Calibri" w:hAnsi="Calibri"/>
-          <w:sz w:val="22"/>
-          <w:szCs w:val="22"/>
+        <w:spacing w:after="60" w:line="276"/>
+      </w:pPr>
+      <w:r>
+        <w:rPr>
+          <w:rFonts w:ascii="Calibri" w:cs="Calibri" w:eastAsia="Calibri" w:hAnsi="Calibri"/>
         </w:rPr>
         <w:t xml:space="preserve">Before a worker starts, we complete the pre-employment checks that apply to their role and record the date and result of each one. Our supports are household tasks in New South Wales. We work out which roles are risk assessed and make sure those checks are finished first.</w:t>
       </w:r>
@@ -696,13 +786,11 @@
           <w:ilvl w:val="0"/>
           <w:numId w:val="3"/>
         </w:numPr>
-        <w:spacing w:after="60"/>
-      </w:pPr>
-      <w:r>
-        <w:rPr>
-          <w:rFonts w:ascii="Calibri" w:cs="Calibri" w:eastAsia="Calibri" w:hAnsi="Calibri"/>
-          <w:sz w:val="22"/>
-          <w:szCs w:val="22"/>
+        <w:spacing w:after="60" w:line="276"/>
+      </w:pPr>
+      <w:r>
+        <w:rPr>
+          <w:rFonts w:ascii="Calibri" w:cs="Calibri" w:eastAsia="Calibri" w:hAnsi="Calibri"/>
         </w:rPr>
         <w:t xml:space="preserve">We check the worker's qualifications and experience against what the role needs. We record what we saw and when we saw it.</w:t>
       </w:r>
@@ -714,13 +802,11 @@
           <w:ilvl w:val="0"/>
           <w:numId w:val="3"/>
         </w:numPr>
-        <w:spacing w:after="60"/>
-      </w:pPr>
-      <w:r>
-        <w:rPr>
-          <w:rFonts w:ascii="Calibri" w:cs="Calibri" w:eastAsia="Calibri" w:hAnsi="Calibri"/>
-          <w:sz w:val="22"/>
-          <w:szCs w:val="22"/>
+        <w:spacing w:after="60" w:line="276"/>
+      </w:pPr>
+      <w:r>
+        <w:rPr>
+          <w:rFonts w:ascii="Calibri" w:cs="Calibri" w:eastAsia="Calibri" w:hAnsi="Calibri"/>
         </w:rPr>
         <w:t xml:space="preserve">Before the worker supports any participant, they complete the NDIS Commission's mandatory orientation module. We record the completion date and keep the certificate.</w:t>
       </w:r>
@@ -732,13 +818,11 @@
           <w:ilvl w:val="0"/>
           <w:numId w:val="3"/>
         </w:numPr>
-        <w:spacing w:after="60"/>
-      </w:pPr>
-      <w:r>
-        <w:rPr>
-          <w:rFonts w:ascii="Calibri" w:cs="Calibri" w:eastAsia="Calibri" w:hAnsi="Calibri"/>
-          <w:sz w:val="22"/>
-          <w:szCs w:val="22"/>
+        <w:spacing w:after="60" w:line="276"/>
+      </w:pPr>
+      <w:r>
+        <w:rPr>
+          <w:rFonts w:ascii="Calibri" w:cs="Calibri" w:eastAsia="Calibri" w:hAnsi="Calibri"/>
         </w:rPr>
         <w:t xml:space="preserve">Before the worker supports any participant, they complete training in infection prevention and control standard precautions. This covers hand hygiene, respiratory hygiene and cough etiquette. We record the date.</w:t>
       </w:r>
@@ -750,13 +834,11 @@
           <w:ilvl w:val="0"/>
           <w:numId w:val="3"/>
         </w:numPr>
-        <w:spacing w:after="60"/>
-      </w:pPr>
-      <w:r>
-        <w:rPr>
-          <w:rFonts w:ascii="Calibri" w:cs="Calibri" w:eastAsia="Calibri" w:hAnsi="Calibri"/>
-          <w:sz w:val="22"/>
-          <w:szCs w:val="22"/>
+        <w:spacing w:after="60" w:line="276"/>
+      </w:pPr>
+      <w:r>
+        <w:rPr>
+          <w:rFonts w:ascii="Calibri" w:cs="Calibri" w:eastAsia="Calibri" w:hAnsi="Calibri"/>
         </w:rPr>
         <w:t xml:space="preserve">Before the worker supports any participant directly, they complete training in using personal protective equipment (PPE). We record the date.</w:t>
       </w:r>
@@ -768,13 +850,11 @@
           <w:ilvl w:val="0"/>
           <w:numId w:val="3"/>
         </w:numPr>
-        <w:spacing w:after="60"/>
-      </w:pPr>
-      <w:r>
-        <w:rPr>
-          <w:rFonts w:ascii="Calibri" w:cs="Calibri" w:eastAsia="Calibri" w:hAnsi="Calibri"/>
-          <w:sz w:val="22"/>
-          <w:szCs w:val="22"/>
+        <w:spacing w:after="60" w:line="276"/>
+      </w:pPr>
+      <w:r>
+        <w:rPr>
+          <w:rFonts w:ascii="Calibri" w:cs="Calibri" w:eastAsia="Calibri" w:hAnsi="Calibri"/>
         </w:rPr>
         <w:t xml:space="preserve">We check that PPE is on hand for each worker and each participant who needs it, before the first visit and whenever we restock.</w:t>
       </w:r>
@@ -786,13 +866,11 @@
           <w:ilvl w:val="0"/>
           <w:numId w:val="3"/>
         </w:numPr>
-        <w:spacing w:after="60"/>
-      </w:pPr>
-      <w:r>
-        <w:rPr>
-          <w:rFonts w:ascii="Calibri" w:cs="Calibri" w:eastAsia="Calibri" w:hAnsi="Calibri"/>
-          <w:sz w:val="22"/>
-          <w:szCs w:val="22"/>
+        <w:spacing w:after="60" w:line="276"/>
+      </w:pPr>
+      <w:r>
+        <w:rPr>
+          <w:rFonts w:ascii="Calibri" w:cs="Calibri" w:eastAsia="Calibri" w:hAnsi="Calibri"/>
         </w:rPr>
         <w:t xml:space="preserve">We explain the participant's needs and preferences to the worker before their first visit with that participant. Participant details are shared only with workers who need them for the support.</w:t>
       </w:r>
@@ -804,13 +882,11 @@
           <w:ilvl w:val="0"/>
           <w:numId w:val="3"/>
         </w:numPr>
-        <w:spacing w:after="60"/>
-      </w:pPr>
-      <w:r>
-        <w:rPr>
-          <w:rFonts w:ascii="Calibri" w:cs="Calibri" w:eastAsia="Calibri" w:hAnsi="Calibri"/>
-          <w:sz w:val="22"/>
-          <w:szCs w:val="22"/>
+        <w:spacing w:after="60" w:line="276"/>
+      </w:pPr>
+      <w:r>
+        <w:rPr>
+          <w:rFonts w:ascii="Calibri" w:cs="Calibri" w:eastAsia="Calibri" w:hAnsi="Calibri"/>
         </w:rPr>
         <w:t xml:space="preserve">We supervise a new worker for their first visits, using the schedule in the table below. We write a short note of what we observed and any follow-up needed.</w:t>
       </w:r>
@@ -822,13 +898,11 @@
           <w:ilvl w:val="0"/>
           <w:numId w:val="3"/>
         </w:numPr>
-        <w:spacing w:after="60"/>
-      </w:pPr>
-      <w:r>
-        <w:rPr>
-          <w:rFonts w:ascii="Calibri" w:cs="Calibri" w:eastAsia="Calibri" w:hAnsi="Calibri"/>
-          <w:sz w:val="22"/>
-          <w:szCs w:val="22"/>
+        <w:spacing w:after="60" w:line="276"/>
+      </w:pPr>
+      <w:r>
+        <w:rPr>
+          <w:rFonts w:ascii="Calibri" w:cs="Calibri" w:eastAsia="Calibri" w:hAnsi="Calibri"/>
         </w:rPr>
         <w:t xml:space="preserve">We review each worker's training needs at least once a year. We organise refresher training and record any continuing professional development.</w:t>
       </w:r>
@@ -840,13 +914,11 @@
           <w:ilvl w:val="0"/>
           <w:numId w:val="3"/>
         </w:numPr>
-        <w:spacing w:after="60"/>
-      </w:pPr>
-      <w:r>
-        <w:rPr>
-          <w:rFonts w:ascii="Calibri" w:cs="Calibri" w:eastAsia="Calibri" w:hAnsi="Calibri"/>
-          <w:sz w:val="22"/>
-          <w:szCs w:val="22"/>
+        <w:spacing w:after="60" w:line="276"/>
+      </w:pPr>
+      <w:r>
+        <w:rPr>
+          <w:rFonts w:ascii="Calibri" w:cs="Calibri" w:eastAsia="Calibri" w:hAnsi="Calibri"/>
         </w:rPr>
         <w:t xml:space="preserve">We update the training register in section 6 Training register each time a worker completes training. We keep the supporting evidence listed in section 7 Records and evidence to retain.</w:t>
       </w:r>
@@ -858,13 +930,11 @@
           <w:ilvl w:val="0"/>
           <w:numId w:val="3"/>
         </w:numPr>
-        <w:spacing w:after="60"/>
-      </w:pPr>
-      <w:r>
-        <w:rPr>
-          <w:rFonts w:ascii="Calibri" w:cs="Calibri" w:eastAsia="Calibri" w:hAnsi="Calibri"/>
-          <w:sz w:val="22"/>
-          <w:szCs w:val="22"/>
+        <w:spacing w:after="60" w:line="276"/>
+      </w:pPr>
+      <w:r>
+        <w:rPr>
+          <w:rFonts w:ascii="Calibri" w:cs="Calibri" w:eastAsia="Calibri" w:hAnsi="Calibri"/>
         </w:rPr>
         <w:t xml:space="preserve">If a training date passes without the refresher being done, we stop rostering that worker to the support it covers. We restart once the training is complete and recorded.</w:t>
       </w:r>
@@ -907,8 +977,6 @@
                 <w:rFonts w:ascii="Calibri" w:cs="Calibri" w:eastAsia="Calibri" w:hAnsi="Calibri"/>
                 <w:b/>
                 <w:bCs/>
-                <w:sz w:val="22"/>
-                <w:szCs w:val="22"/>
               </w:rPr>
               <w:t xml:space="preserve">Step</w:t>
             </w:r>
@@ -931,8 +999,6 @@
                 <w:rFonts w:ascii="Calibri" w:cs="Calibri" w:eastAsia="Calibri" w:hAnsi="Calibri"/>
                 <w:b/>
                 <w:bCs/>
-                <w:sz w:val="22"/>
-                <w:szCs w:val="22"/>
               </w:rPr>
               <w:t xml:space="preserve">Who does it</w:t>
             </w:r>
@@ -955,8 +1021,6 @@
                 <w:rFonts w:ascii="Calibri" w:cs="Calibri" w:eastAsia="Calibri" w:hAnsi="Calibri"/>
                 <w:b/>
                 <w:bCs/>
-                <w:sz w:val="22"/>
-                <w:szCs w:val="22"/>
               </w:rPr>
               <w:t xml:space="preserve">When</w:t>
             </w:r>
@@ -964,22 +1028,23 @@
         </w:tc>
       </w:tr>
       <w:tr>
-        <w:tc>
-          <w:tcPr>
-            <w:tcW w:type="dxa" w:w="3000"/>
-            <w:tcBorders>
-              <w:top w:val="single" w:color="999999" w:sz="4"/>
-              <w:left w:val="single" w:color="999999" w:sz="4"/>
-              <w:bottom w:val="single" w:color="999999" w:sz="4"/>
-              <w:right w:val="single" w:color="999999" w:sz="4"/>
-            </w:tcBorders>
-          </w:tcPr>
-          <w:p>
-            <w:r>
-              <w:rPr>
-                <w:rFonts w:ascii="Calibri" w:cs="Calibri" w:eastAsia="Calibri" w:hAnsi="Calibri"/>
-                <w:sz w:val="22"/>
-                <w:szCs w:val="22"/>
+        <w:trPr>
+          <w:cantSplit/>
+        </w:trPr>
+        <w:tc>
+          <w:tcPr>
+            <w:tcW w:type="dxa" w:w="3000"/>
+            <w:tcBorders>
+              <w:top w:val="single" w:color="999999" w:sz="4"/>
+              <w:left w:val="single" w:color="999999" w:sz="4"/>
+              <w:bottom w:val="single" w:color="999999" w:sz="4"/>
+              <w:right w:val="single" w:color="999999" w:sz="4"/>
+            </w:tcBorders>
+          </w:tcPr>
+          <w:p>
+            <w:r>
+              <w:rPr>
+                <w:rFonts w:ascii="Calibri" w:cs="Calibri" w:eastAsia="Calibri" w:hAnsi="Calibri"/>
               </w:rPr>
               <w:t xml:space="preserve">Identity, right to work, pre-employment checks and qualifications</w:t>
             </w:r>
@@ -999,8 +1064,6 @@
             <w:r>
               <w:rPr>
                 <w:rFonts w:ascii="Calibri" w:cs="Calibri" w:eastAsia="Calibri" w:hAnsi="Calibri"/>
-                <w:sz w:val="22"/>
-                <w:szCs w:val="22"/>
               </w:rPr>
               <w:t xml:space="preserve">Owner</w:t>
             </w:r>
@@ -1020,8 +1083,6 @@
             <w:r>
               <w:rPr>
                 <w:rFonts w:ascii="Calibri" w:cs="Calibri" w:eastAsia="Calibri" w:hAnsi="Calibri"/>
-                <w:sz w:val="22"/>
-                <w:szCs w:val="22"/>
               </w:rPr>
               <w:t xml:space="preserve">Before the worker starts</w:t>
             </w:r>
@@ -1029,22 +1090,23 @@
         </w:tc>
       </w:tr>
       <w:tr>
-        <w:tc>
-          <w:tcPr>
-            <w:tcW w:type="dxa" w:w="3000"/>
-            <w:tcBorders>
-              <w:top w:val="single" w:color="999999" w:sz="4"/>
-              <w:left w:val="single" w:color="999999" w:sz="4"/>
-              <w:bottom w:val="single" w:color="999999" w:sz="4"/>
-              <w:right w:val="single" w:color="999999" w:sz="4"/>
-            </w:tcBorders>
-          </w:tcPr>
-          <w:p>
-            <w:r>
-              <w:rPr>
-                <w:rFonts w:ascii="Calibri" w:cs="Calibri" w:eastAsia="Calibri" w:hAnsi="Calibri"/>
-                <w:sz w:val="22"/>
-                <w:szCs w:val="22"/>
+        <w:trPr>
+          <w:cantSplit/>
+        </w:trPr>
+        <w:tc>
+          <w:tcPr>
+            <w:tcW w:type="dxa" w:w="3000"/>
+            <w:tcBorders>
+              <w:top w:val="single" w:color="999999" w:sz="4"/>
+              <w:left w:val="single" w:color="999999" w:sz="4"/>
+              <w:bottom w:val="single" w:color="999999" w:sz="4"/>
+              <w:right w:val="single" w:color="999999" w:sz="4"/>
+            </w:tcBorders>
+          </w:tcPr>
+          <w:p>
+            <w:r>
+              <w:rPr>
+                <w:rFonts w:ascii="Calibri" w:cs="Calibri" w:eastAsia="Calibri" w:hAnsi="Calibri"/>
               </w:rPr>
               <w:t xml:space="preserve">NDIS orientation module</w:t>
             </w:r>
@@ -1064,8 +1126,6 @@
             <w:r>
               <w:rPr>
                 <w:rFonts w:ascii="Calibri" w:cs="Calibri" w:eastAsia="Calibri" w:hAnsi="Calibri"/>
-                <w:sz w:val="22"/>
-                <w:szCs w:val="22"/>
               </w:rPr>
               <w:t xml:space="preserve">Worker; owner records it</w:t>
             </w:r>
@@ -1085,8 +1145,6 @@
             <w:r>
               <w:rPr>
                 <w:rFonts w:ascii="Calibri" w:cs="Calibri" w:eastAsia="Calibri" w:hAnsi="Calibri"/>
-                <w:sz w:val="22"/>
-                <w:szCs w:val="22"/>
               </w:rPr>
               <w:t xml:space="preserve">Before the first participant support</w:t>
             </w:r>
@@ -1094,22 +1152,23 @@
         </w:tc>
       </w:tr>
       <w:tr>
-        <w:tc>
-          <w:tcPr>
-            <w:tcW w:type="dxa" w:w="3000"/>
-            <w:tcBorders>
-              <w:top w:val="single" w:color="999999" w:sz="4"/>
-              <w:left w:val="single" w:color="999999" w:sz="4"/>
-              <w:bottom w:val="single" w:color="999999" w:sz="4"/>
-              <w:right w:val="single" w:color="999999" w:sz="4"/>
-            </w:tcBorders>
-          </w:tcPr>
-          <w:p>
-            <w:r>
-              <w:rPr>
-                <w:rFonts w:ascii="Calibri" w:cs="Calibri" w:eastAsia="Calibri" w:hAnsi="Calibri"/>
-                <w:sz w:val="22"/>
-                <w:szCs w:val="22"/>
+        <w:trPr>
+          <w:cantSplit/>
+        </w:trPr>
+        <w:tc>
+          <w:tcPr>
+            <w:tcW w:type="dxa" w:w="3000"/>
+            <w:tcBorders>
+              <w:top w:val="single" w:color="999999" w:sz="4"/>
+              <w:left w:val="single" w:color="999999" w:sz="4"/>
+              <w:bottom w:val="single" w:color="999999" w:sz="4"/>
+              <w:right w:val="single" w:color="999999" w:sz="4"/>
+            </w:tcBorders>
+          </w:tcPr>
+          <w:p>
+            <w:r>
+              <w:rPr>
+                <w:rFonts w:ascii="Calibri" w:cs="Calibri" w:eastAsia="Calibri" w:hAnsi="Calibri"/>
               </w:rPr>
               <w:t xml:space="preserve">Infection prevention and control and PPE training</w:t>
             </w:r>
@@ -1129,8 +1188,6 @@
             <w:r>
               <w:rPr>
                 <w:rFonts w:ascii="Calibri" w:cs="Calibri" w:eastAsia="Calibri" w:hAnsi="Calibri"/>
-                <w:sz w:val="22"/>
-                <w:szCs w:val="22"/>
               </w:rPr>
               <w:t xml:space="preserve">Worker; owner records it</w:t>
             </w:r>
@@ -1150,8 +1207,6 @@
             <w:r>
               <w:rPr>
                 <w:rFonts w:ascii="Calibri" w:cs="Calibri" w:eastAsia="Calibri" w:hAnsi="Calibri"/>
-                <w:sz w:val="22"/>
-                <w:szCs w:val="22"/>
               </w:rPr>
               <w:t xml:space="preserve">Before the first participant support</w:t>
             </w:r>
@@ -1159,22 +1214,23 @@
         </w:tc>
       </w:tr>
       <w:tr>
-        <w:tc>
-          <w:tcPr>
-            <w:tcW w:type="dxa" w:w="3000"/>
-            <w:tcBorders>
-              <w:top w:val="single" w:color="999999" w:sz="4"/>
-              <w:left w:val="single" w:color="999999" w:sz="4"/>
-              <w:bottom w:val="single" w:color="999999" w:sz="4"/>
-              <w:right w:val="single" w:color="999999" w:sz="4"/>
-            </w:tcBorders>
-          </w:tcPr>
-          <w:p>
-            <w:r>
-              <w:rPr>
-                <w:rFonts w:ascii="Calibri" w:cs="Calibri" w:eastAsia="Calibri" w:hAnsi="Calibri"/>
-                <w:sz w:val="22"/>
-                <w:szCs w:val="22"/>
+        <w:trPr>
+          <w:cantSplit/>
+        </w:trPr>
+        <w:tc>
+          <w:tcPr>
+            <w:tcW w:type="dxa" w:w="3000"/>
+            <w:tcBorders>
+              <w:top w:val="single" w:color="999999" w:sz="4"/>
+              <w:left w:val="single" w:color="999999" w:sz="4"/>
+              <w:bottom w:val="single" w:color="999999" w:sz="4"/>
+              <w:right w:val="single" w:color="999999" w:sz="4"/>
+            </w:tcBorders>
+          </w:tcPr>
+          <w:p>
+            <w:r>
+              <w:rPr>
+                <w:rFonts w:ascii="Calibri" w:cs="Calibri" w:eastAsia="Calibri" w:hAnsi="Calibri"/>
               </w:rPr>
               <w:t xml:space="preserve">Check that PPE is available</w:t>
             </w:r>
@@ -1194,8 +1250,6 @@
             <w:r>
               <w:rPr>
                 <w:rFonts w:ascii="Calibri" w:cs="Calibri" w:eastAsia="Calibri" w:hAnsi="Calibri"/>
-                <w:sz w:val="22"/>
-                <w:szCs w:val="22"/>
               </w:rPr>
               <w:t xml:space="preserve">Owner</w:t>
             </w:r>
@@ -1215,8 +1269,6 @@
             <w:r>
               <w:rPr>
                 <w:rFonts w:ascii="Calibri" w:cs="Calibri" w:eastAsia="Calibri" w:hAnsi="Calibri"/>
-                <w:sz w:val="22"/>
-                <w:szCs w:val="22"/>
               </w:rPr>
               <w:t xml:space="preserve">Before the first visit and at each restock</w:t>
             </w:r>
@@ -1224,22 +1276,23 @@
         </w:tc>
       </w:tr>
       <w:tr>
-        <w:tc>
-          <w:tcPr>
-            <w:tcW w:type="dxa" w:w="3000"/>
-            <w:tcBorders>
-              <w:top w:val="single" w:color="999999" w:sz="4"/>
-              <w:left w:val="single" w:color="999999" w:sz="4"/>
-              <w:bottom w:val="single" w:color="999999" w:sz="4"/>
-              <w:right w:val="single" w:color="999999" w:sz="4"/>
-            </w:tcBorders>
-          </w:tcPr>
-          <w:p>
-            <w:r>
-              <w:rPr>
-                <w:rFonts w:ascii="Calibri" w:cs="Calibri" w:eastAsia="Calibri" w:hAnsi="Calibri"/>
-                <w:sz w:val="22"/>
-                <w:szCs w:val="22"/>
+        <w:trPr>
+          <w:cantSplit/>
+        </w:trPr>
+        <w:tc>
+          <w:tcPr>
+            <w:tcW w:type="dxa" w:w="3000"/>
+            <w:tcBorders>
+              <w:top w:val="single" w:color="999999" w:sz="4"/>
+              <w:left w:val="single" w:color="999999" w:sz="4"/>
+              <w:bottom w:val="single" w:color="999999" w:sz="4"/>
+              <w:right w:val="single" w:color="999999" w:sz="4"/>
+            </w:tcBorders>
+          </w:tcPr>
+          <w:p>
+            <w:r>
+              <w:rPr>
+                <w:rFonts w:ascii="Calibri" w:cs="Calibri" w:eastAsia="Calibri" w:hAnsi="Calibri"/>
               </w:rPr>
               <w:t xml:space="preserve">Supervision of a new worker</w:t>
             </w:r>
@@ -1259,8 +1312,6 @@
             <w:r>
               <w:rPr>
                 <w:rFonts w:ascii="Calibri" w:cs="Calibri" w:eastAsia="Calibri" w:hAnsi="Calibri"/>
-                <w:sz w:val="22"/>
-                <w:szCs w:val="22"/>
               </w:rPr>
               <w:t xml:space="preserve">Owner</w:t>
             </w:r>
@@ -1280,8 +1331,6 @@
             <w:r>
               <w:rPr>
                 <w:rFonts w:ascii="Calibri" w:cs="Calibri" w:eastAsia="Calibri" w:hAnsi="Calibri"/>
-                <w:sz w:val="22"/>
-                <w:szCs w:val="22"/>
               </w:rPr>
               <w:t xml:space="preserve">During the first visits, then as the owner decides</w:t>
             </w:r>
@@ -1289,22 +1338,23 @@
         </w:tc>
       </w:tr>
       <w:tr>
-        <w:tc>
-          <w:tcPr>
-            <w:tcW w:type="dxa" w:w="3000"/>
-            <w:tcBorders>
-              <w:top w:val="single" w:color="999999" w:sz="4"/>
-              <w:left w:val="single" w:color="999999" w:sz="4"/>
-              <w:bottom w:val="single" w:color="999999" w:sz="4"/>
-              <w:right w:val="single" w:color="999999" w:sz="4"/>
-            </w:tcBorders>
-          </w:tcPr>
-          <w:p>
-            <w:r>
-              <w:rPr>
-                <w:rFonts w:ascii="Calibri" w:cs="Calibri" w:eastAsia="Calibri" w:hAnsi="Calibri"/>
-                <w:sz w:val="22"/>
-                <w:szCs w:val="22"/>
+        <w:trPr>
+          <w:cantSplit/>
+        </w:trPr>
+        <w:tc>
+          <w:tcPr>
+            <w:tcW w:type="dxa" w:w="3000"/>
+            <w:tcBorders>
+              <w:top w:val="single" w:color="999999" w:sz="4"/>
+              <w:left w:val="single" w:color="999999" w:sz="4"/>
+              <w:bottom w:val="single" w:color="999999" w:sz="4"/>
+              <w:right w:val="single" w:color="999999" w:sz="4"/>
+            </w:tcBorders>
+          </w:tcPr>
+          <w:p>
+            <w:r>
+              <w:rPr>
+                <w:rFonts w:ascii="Calibri" w:cs="Calibri" w:eastAsia="Calibri" w:hAnsi="Calibri"/>
               </w:rPr>
               <w:t xml:space="preserve">Training needs review and refresher training</w:t>
             </w:r>
@@ -1324,8 +1374,6 @@
             <w:r>
               <w:rPr>
                 <w:rFonts w:ascii="Calibri" w:cs="Calibri" w:eastAsia="Calibri" w:hAnsi="Calibri"/>
-                <w:sz w:val="22"/>
-                <w:szCs w:val="22"/>
               </w:rPr>
               <w:t xml:space="preserve">Owner with the worker</w:t>
             </w:r>
@@ -1345,8 +1393,6 @@
             <w:r>
               <w:rPr>
                 <w:rFonts w:ascii="Calibri" w:cs="Calibri" w:eastAsia="Calibri" w:hAnsi="Calibri"/>
-                <w:sz w:val="22"/>
-                <w:szCs w:val="22"/>
               </w:rPr>
               <w:t xml:space="preserve">At least every 12 months</w:t>
             </w:r>
@@ -1354,22 +1400,23 @@
         </w:tc>
       </w:tr>
       <w:tr>
-        <w:tc>
-          <w:tcPr>
-            <w:tcW w:type="dxa" w:w="3000"/>
-            <w:tcBorders>
-              <w:top w:val="single" w:color="999999" w:sz="4"/>
-              <w:left w:val="single" w:color="999999" w:sz="4"/>
-              <w:bottom w:val="single" w:color="999999" w:sz="4"/>
-              <w:right w:val="single" w:color="999999" w:sz="4"/>
-            </w:tcBorders>
-          </w:tcPr>
-          <w:p>
-            <w:r>
-              <w:rPr>
-                <w:rFonts w:ascii="Calibri" w:cs="Calibri" w:eastAsia="Calibri" w:hAnsi="Calibri"/>
-                <w:sz w:val="22"/>
-                <w:szCs w:val="22"/>
+        <w:trPr>
+          <w:cantSplit/>
+        </w:trPr>
+        <w:tc>
+          <w:tcPr>
+            <w:tcW w:type="dxa" w:w="3000"/>
+            <w:tcBorders>
+              <w:top w:val="single" w:color="999999" w:sz="4"/>
+              <w:left w:val="single" w:color="999999" w:sz="4"/>
+              <w:bottom w:val="single" w:color="999999" w:sz="4"/>
+              <w:right w:val="single" w:color="999999" w:sz="4"/>
+            </w:tcBorders>
+          </w:tcPr>
+          <w:p>
+            <w:r>
+              <w:rPr>
+                <w:rFonts w:ascii="Calibri" w:cs="Calibri" w:eastAsia="Calibri" w:hAnsi="Calibri"/>
               </w:rPr>
               <w:t xml:space="preserve">Training register update</w:t>
             </w:r>
@@ -1389,8 +1436,6 @@
             <w:r>
               <w:rPr>
                 <w:rFonts w:ascii="Calibri" w:cs="Calibri" w:eastAsia="Calibri" w:hAnsi="Calibri"/>
-                <w:sz w:val="22"/>
-                <w:szCs w:val="22"/>
               </w:rPr>
               <w:t xml:space="preserve">Owner</w:t>
             </w:r>
@@ -1410,8 +1455,6 @@
             <w:r>
               <w:rPr>
                 <w:rFonts w:ascii="Calibri" w:cs="Calibri" w:eastAsia="Calibri" w:hAnsi="Calibri"/>
-                <w:sz w:val="22"/>
-                <w:szCs w:val="22"/>
               </w:rPr>
               <w:t xml:space="preserve">Within 5 working days of training being completed</w:t>
             </w:r>
@@ -1421,26 +1464,22 @@
     </w:tbl>
     <w:p>
       <w:pPr>
-        <w:spacing w:after="120"/>
-      </w:pPr>
-      <w:r>
-        <w:rPr>
-          <w:rFonts w:ascii="Calibri" w:cs="Calibri" w:eastAsia="Calibri" w:hAnsi="Calibri"/>
-          <w:sz w:val="22"/>
-          <w:szCs w:val="22"/>
+        <w:spacing w:after="120" w:line="276"/>
+      </w:pPr>
+      <w:r>
+        <w:rPr>
+          <w:rFonts w:ascii="Calibri" w:cs="Calibri" w:eastAsia="Calibri" w:hAnsi="Calibri"/>
         </w:rPr>
         <w:t xml:space="preserve"/>
       </w:r>
     </w:p>
     <w:p>
       <w:pPr>
-        <w:spacing w:after="120"/>
-      </w:pPr>
-      <w:r>
-        <w:rPr>
-          <w:rFonts w:ascii="Calibri" w:cs="Calibri" w:eastAsia="Calibri" w:hAnsi="Calibri"/>
-          <w:sz w:val="22"/>
-          <w:szCs w:val="22"/>
+        <w:spacing w:after="120" w:line="276"/>
+      </w:pPr>
+      <w:r>
+        <w:rPr>
+          <w:rFonts w:ascii="Calibri" w:cs="Calibri" w:eastAsia="Calibri" w:hAnsi="Calibri"/>
         </w:rPr>
         <w:t xml:space="preserve">While Sunrise Supports has no other workers, the owner completes each training step above and records it in the register. We do not use restrictive practices, so no restrictive practices training is needed now. We will add it to these steps before any such practice is used.</w:t>
       </w:r>
@@ -1461,13 +1500,27 @@
     </w:p>
     <w:p>
       <w:pPr>
-        <w:spacing w:after="120"/>
-      </w:pPr>
-      <w:r>
-        <w:rPr>
-          <w:rFonts w:ascii="Calibri" w:cs="Calibri" w:eastAsia="Calibri" w:hAnsi="Calibri"/>
-          <w:sz w:val="22"/>
-          <w:szCs w:val="22"/>
+        <w:spacing w:after="80"/>
+      </w:pPr>
+      <w:r>
+        <w:rPr>
+          <w:rFonts w:ascii="Calibri" w:cs="Calibri" w:eastAsia="Calibri" w:hAnsi="Calibri"/>
+          <w:i/>
+          <w:iCs/>
+          <w:color w:val="555555"/>
+          <w:sz w:val="20"/>
+          <w:szCs w:val="20"/>
+        </w:rPr>
+        <w:t xml:space="preserve">Drafted from your answers.</w:t>
+      </w:r>
+    </w:p>
+    <w:p>
+      <w:pPr>
+        <w:spacing w:after="120" w:line="276"/>
+      </w:pPr>
+      <w:r>
+        <w:rPr>
+          <w:rFonts w:ascii="Calibri" w:cs="Calibri" w:eastAsia="Calibri" w:hAnsi="Calibri"/>
         </w:rPr>
         <w:t xml:space="preserve">Sunrise Supports is a sole trader business. The owner holds every role in this procedure. If we later engage other workers, we will split these responsibilities and update this table.</w:t>
       </w:r>
@@ -1510,8 +1563,6 @@
                 <w:rFonts w:ascii="Calibri" w:cs="Calibri" w:eastAsia="Calibri" w:hAnsi="Calibri"/>
                 <w:b/>
                 <w:bCs/>
-                <w:sz w:val="22"/>
-                <w:szCs w:val="22"/>
               </w:rPr>
               <w:t xml:space="preserve">Role</w:t>
             </w:r>
@@ -1534,8 +1585,6 @@
                 <w:rFonts w:ascii="Calibri" w:cs="Calibri" w:eastAsia="Calibri" w:hAnsi="Calibri"/>
                 <w:b/>
                 <w:bCs/>
-                <w:sz w:val="22"/>
-                <w:szCs w:val="22"/>
               </w:rPr>
               <w:t xml:space="preserve">Does what</w:t>
             </w:r>
@@ -1558,8 +1607,6 @@
                 <w:rFonts w:ascii="Calibri" w:cs="Calibri" w:eastAsia="Calibri" w:hAnsi="Calibri"/>
                 <w:b/>
                 <w:bCs/>
-                <w:sz w:val="22"/>
-                <w:szCs w:val="22"/>
               </w:rPr>
               <w:t xml:space="preserve">When</w:t>
             </w:r>
@@ -1567,22 +1614,23 @@
         </w:tc>
       </w:tr>
       <w:tr>
-        <w:tc>
-          <w:tcPr>
-            <w:tcW w:type="dxa" w:w="3000"/>
-            <w:tcBorders>
-              <w:top w:val="single" w:color="999999" w:sz="4"/>
-              <w:left w:val="single" w:color="999999" w:sz="4"/>
-              <w:bottom w:val="single" w:color="999999" w:sz="4"/>
-              <w:right w:val="single" w:color="999999" w:sz="4"/>
-            </w:tcBorders>
-          </w:tcPr>
-          <w:p>
-            <w:r>
-              <w:rPr>
-                <w:rFonts w:ascii="Calibri" w:cs="Calibri" w:eastAsia="Calibri" w:hAnsi="Calibri"/>
-                <w:sz w:val="22"/>
-                <w:szCs w:val="22"/>
+        <w:trPr>
+          <w:cantSplit/>
+        </w:trPr>
+        <w:tc>
+          <w:tcPr>
+            <w:tcW w:type="dxa" w:w="3000"/>
+            <w:tcBorders>
+              <w:top w:val="single" w:color="999999" w:sz="4"/>
+              <w:left w:val="single" w:color="999999" w:sz="4"/>
+              <w:bottom w:val="single" w:color="999999" w:sz="4"/>
+              <w:right w:val="single" w:color="999999" w:sz="4"/>
+            </w:tcBorders>
+          </w:tcPr>
+          <w:p>
+            <w:r>
+              <w:rPr>
+                <w:rFonts w:ascii="Calibri" w:cs="Calibri" w:eastAsia="Calibri" w:hAnsi="Calibri"/>
               </w:rPr>
               <w:t xml:space="preserve">Owner (Sunrise Supports)</w:t>
             </w:r>
@@ -1602,8 +1650,6 @@
             <w:r>
               <w:rPr>
                 <w:rFonts w:ascii="Calibri" w:cs="Calibri" w:eastAsia="Calibri" w:hAnsi="Calibri"/>
-                <w:sz w:val="22"/>
-                <w:szCs w:val="22"/>
               </w:rPr>
               <w:t xml:space="preserve">Completes the NDIS Worker Orientation Module and records the result in the training register. Does the infection prevention and control and PPE training listed in section 5 Training we require.</w:t>
             </w:r>
@@ -1623,8 +1669,6 @@
             <w:r>
               <w:rPr>
                 <w:rFonts w:ascii="Calibri" w:cs="Calibri" w:eastAsia="Calibri" w:hAnsi="Calibri"/>
-                <w:sz w:val="22"/>
-                <w:szCs w:val="22"/>
               </w:rPr>
               <w:t xml:space="preserve">Before we start supports, then at each refresher date set in section 5 Training we require</w:t>
             </w:r>
@@ -1632,22 +1676,23 @@
         </w:tc>
       </w:tr>
       <w:tr>
-        <w:tc>
-          <w:tcPr>
-            <w:tcW w:type="dxa" w:w="3000"/>
-            <w:tcBorders>
-              <w:top w:val="single" w:color="999999" w:sz="4"/>
-              <w:left w:val="single" w:color="999999" w:sz="4"/>
-              <w:bottom w:val="single" w:color="999999" w:sz="4"/>
-              <w:right w:val="single" w:color="999999" w:sz="4"/>
-            </w:tcBorders>
-          </w:tcPr>
-          <w:p>
-            <w:r>
-              <w:rPr>
-                <w:rFonts w:ascii="Calibri" w:cs="Calibri" w:eastAsia="Calibri" w:hAnsi="Calibri"/>
-                <w:sz w:val="22"/>
-                <w:szCs w:val="22"/>
+        <w:trPr>
+          <w:cantSplit/>
+        </w:trPr>
+        <w:tc>
+          <w:tcPr>
+            <w:tcW w:type="dxa" w:w="3000"/>
+            <w:tcBorders>
+              <w:top w:val="single" w:color="999999" w:sz="4"/>
+              <w:left w:val="single" w:color="999999" w:sz="4"/>
+              <w:bottom w:val="single" w:color="999999" w:sz="4"/>
+              <w:right w:val="single" w:color="999999" w:sz="4"/>
+            </w:tcBorders>
+          </w:tcPr>
+          <w:p>
+            <w:r>
+              <w:rPr>
+                <w:rFonts w:ascii="Calibri" w:cs="Calibri" w:eastAsia="Calibri" w:hAnsi="Calibri"/>
               </w:rPr>
               <w:t xml:space="preserve">Owner (Sunrise Supports)</w:t>
             </w:r>
@@ -1667,8 +1712,6 @@
             <w:r>
               <w:rPr>
                 <w:rFonts w:ascii="Calibri" w:cs="Calibri" w:eastAsia="Calibri" w:hAnsi="Calibri"/>
-                <w:sz w:val="22"/>
-                <w:szCs w:val="22"/>
               </w:rPr>
               <w:t xml:space="preserve">Keeps identity, right to work, check and qualification or experience records for every person who delivers supports, including the owner. Keeps these records as listed in section 7 Records and evidence to retain.</w:t>
             </w:r>
@@ -1688,8 +1731,6 @@
             <w:r>
               <w:rPr>
                 <w:rFonts w:ascii="Calibri" w:cs="Calibri" w:eastAsia="Calibri" w:hAnsi="Calibri"/>
-                <w:sz w:val="22"/>
-                <w:szCs w:val="22"/>
               </w:rPr>
               <w:t xml:space="preserve">When a person starts, and whenever a check or qualification is renewed or changes</w:t>
             </w:r>
@@ -1697,22 +1738,23 @@
         </w:tc>
       </w:tr>
       <w:tr>
-        <w:tc>
-          <w:tcPr>
-            <w:tcW w:type="dxa" w:w="3000"/>
-            <w:tcBorders>
-              <w:top w:val="single" w:color="999999" w:sz="4"/>
-              <w:left w:val="single" w:color="999999" w:sz="4"/>
-              <w:bottom w:val="single" w:color="999999" w:sz="4"/>
-              <w:right w:val="single" w:color="999999" w:sz="4"/>
-            </w:tcBorders>
-          </w:tcPr>
-          <w:p>
-            <w:r>
-              <w:rPr>
-                <w:rFonts w:ascii="Calibri" w:cs="Calibri" w:eastAsia="Calibri" w:hAnsi="Calibri"/>
-                <w:sz w:val="22"/>
-                <w:szCs w:val="22"/>
+        <w:trPr>
+          <w:cantSplit/>
+        </w:trPr>
+        <w:tc>
+          <w:tcPr>
+            <w:tcW w:type="dxa" w:w="3000"/>
+            <w:tcBorders>
+              <w:top w:val="single" w:color="999999" w:sz="4"/>
+              <w:left w:val="single" w:color="999999" w:sz="4"/>
+              <w:bottom w:val="single" w:color="999999" w:sz="4"/>
+              <w:right w:val="single" w:color="999999" w:sz="4"/>
+            </w:tcBorders>
+          </w:tcPr>
+          <w:p>
+            <w:r>
+              <w:rPr>
+                <w:rFonts w:ascii="Calibri" w:cs="Calibri" w:eastAsia="Calibri" w:hAnsi="Calibri"/>
               </w:rPr>
               <w:t xml:space="preserve">Owner (Sunrise Supports)</w:t>
             </w:r>
@@ -1732,8 +1774,6 @@
             <w:r>
               <w:rPr>
                 <w:rFonts w:ascii="Calibri" w:cs="Calibri" w:eastAsia="Calibri" w:hAnsi="Calibri"/>
-                <w:sz w:val="22"/>
-                <w:szCs w:val="22"/>
               </w:rPr>
               <w:t xml:space="preserve">Updates the training register in section 6 Training register after each training activity and keeps the certificates or notes as evidence.</w:t>
             </w:r>
@@ -1753,8 +1793,6 @@
             <w:r>
               <w:rPr>
                 <w:rFonts w:ascii="Calibri" w:cs="Calibri" w:eastAsia="Calibri" w:hAnsi="Calibri"/>
-                <w:sz w:val="22"/>
-                <w:szCs w:val="22"/>
               </w:rPr>
               <w:t xml:space="preserve">Straight after each activity. We review the whole register every 3 months.</w:t>
             </w:r>
@@ -1762,22 +1800,23 @@
         </w:tc>
       </w:tr>
       <w:tr>
-        <w:tc>
-          <w:tcPr>
-            <w:tcW w:type="dxa" w:w="3000"/>
-            <w:tcBorders>
-              <w:top w:val="single" w:color="999999" w:sz="4"/>
-              <w:left w:val="single" w:color="999999" w:sz="4"/>
-              <w:bottom w:val="single" w:color="999999" w:sz="4"/>
-              <w:right w:val="single" w:color="999999" w:sz="4"/>
-            </w:tcBorders>
-          </w:tcPr>
-          <w:p>
-            <w:r>
-              <w:rPr>
-                <w:rFonts w:ascii="Calibri" w:cs="Calibri" w:eastAsia="Calibri" w:hAnsi="Calibri"/>
-                <w:sz w:val="22"/>
-                <w:szCs w:val="22"/>
+        <w:trPr>
+          <w:cantSplit/>
+        </w:trPr>
+        <w:tc>
+          <w:tcPr>
+            <w:tcW w:type="dxa" w:w="3000"/>
+            <w:tcBorders>
+              <w:top w:val="single" w:color="999999" w:sz="4"/>
+              <w:left w:val="single" w:color="999999" w:sz="4"/>
+              <w:bottom w:val="single" w:color="999999" w:sz="4"/>
+              <w:right w:val="single" w:color="999999" w:sz="4"/>
+            </w:tcBorders>
+          </w:tcPr>
+          <w:p>
+            <w:r>
+              <w:rPr>
+                <w:rFonts w:ascii="Calibri" w:cs="Calibri" w:eastAsia="Calibri" w:hAnsi="Calibri"/>
               </w:rPr>
               <w:t xml:space="preserve">Owner (Sunrise Supports)</w:t>
             </w:r>
@@ -1797,8 +1836,6 @@
             <w:r>
               <w:rPr>
                 <w:rFonts w:ascii="Calibri" w:cs="Calibri" w:eastAsia="Calibri" w:hAnsi="Calibri"/>
-                <w:sz w:val="22"/>
-                <w:szCs w:val="22"/>
               </w:rPr>
               <w:t xml:space="preserve">Checks that PPE is on hand for the owner and for any participant who needs it. Restocks when supplies run low.</w:t>
             </w:r>
@@ -1818,8 +1855,6 @@
             <w:r>
               <w:rPr>
                 <w:rFonts w:ascii="Calibri" w:cs="Calibri" w:eastAsia="Calibri" w:hAnsi="Calibri"/>
-                <w:sz w:val="22"/>
-                <w:szCs w:val="22"/>
               </w:rPr>
               <w:t xml:space="preserve">Before each support visit, and at each register review</w:t>
             </w:r>
@@ -1827,22 +1862,23 @@
         </w:tc>
       </w:tr>
       <w:tr>
-        <w:tc>
-          <w:tcPr>
-            <w:tcW w:type="dxa" w:w="3000"/>
-            <w:tcBorders>
-              <w:top w:val="single" w:color="999999" w:sz="4"/>
-              <w:left w:val="single" w:color="999999" w:sz="4"/>
-              <w:bottom w:val="single" w:color="999999" w:sz="4"/>
-              <w:right w:val="single" w:color="999999" w:sz="4"/>
-            </w:tcBorders>
-          </w:tcPr>
-          <w:p>
-            <w:r>
-              <w:rPr>
-                <w:rFonts w:ascii="Calibri" w:cs="Calibri" w:eastAsia="Calibri" w:hAnsi="Calibri"/>
-                <w:sz w:val="22"/>
-                <w:szCs w:val="22"/>
+        <w:trPr>
+          <w:cantSplit/>
+        </w:trPr>
+        <w:tc>
+          <w:tcPr>
+            <w:tcW w:type="dxa" w:w="3000"/>
+            <w:tcBorders>
+              <w:top w:val="single" w:color="999999" w:sz="4"/>
+              <w:left w:val="single" w:color="999999" w:sz="4"/>
+              <w:bottom w:val="single" w:color="999999" w:sz="4"/>
+              <w:right w:val="single" w:color="999999" w:sz="4"/>
+            </w:tcBorders>
+          </w:tcPr>
+          <w:p>
+            <w:r>
+              <w:rPr>
+                <w:rFonts w:ascii="Calibri" w:cs="Calibri" w:eastAsia="Calibri" w:hAnsi="Calibri"/>
               </w:rPr>
               <w:t xml:space="preserve">Owner (Sunrise Supports)</w:t>
             </w:r>
@@ -1862,8 +1898,6 @@
             <w:r>
               <w:rPr>
                 <w:rFonts w:ascii="Calibri" w:cs="Calibri" w:eastAsia="Calibri" w:hAnsi="Calibri"/>
-                <w:sz w:val="22"/>
-                <w:szCs w:val="22"/>
               </w:rPr>
               <w:t xml:space="preserve">Reviews our practice against this procedure, including supervision of any role we assess as higher risk. Records what we learn and what we change.</w:t>
             </w:r>
@@ -1883,8 +1917,6 @@
             <w:r>
               <w:rPr>
                 <w:rFonts w:ascii="Calibri" w:cs="Calibri" w:eastAsia="Calibri" w:hAnsi="Calibri"/>
-                <w:sz w:val="22"/>
-                <w:szCs w:val="22"/>
               </w:rPr>
               <w:t xml:space="preserve">At each register review, and at the 12-month policy review in section 9 Review</w:t>
             </w:r>
@@ -1892,22 +1924,23 @@
         </w:tc>
       </w:tr>
       <w:tr>
-        <w:tc>
-          <w:tcPr>
-            <w:tcW w:type="dxa" w:w="3000"/>
-            <w:tcBorders>
-              <w:top w:val="single" w:color="999999" w:sz="4"/>
-              <w:left w:val="single" w:color="999999" w:sz="4"/>
-              <w:bottom w:val="single" w:color="999999" w:sz="4"/>
-              <w:right w:val="single" w:color="999999" w:sz="4"/>
-            </w:tcBorders>
-          </w:tcPr>
-          <w:p>
-            <w:r>
-              <w:rPr>
-                <w:rFonts w:ascii="Calibri" w:cs="Calibri" w:eastAsia="Calibri" w:hAnsi="Calibri"/>
-                <w:sz w:val="22"/>
-                <w:szCs w:val="22"/>
+        <w:trPr>
+          <w:cantSplit/>
+        </w:trPr>
+        <w:tc>
+          <w:tcPr>
+            <w:tcW w:type="dxa" w:w="3000"/>
+            <w:tcBorders>
+              <w:top w:val="single" w:color="999999" w:sz="4"/>
+              <w:left w:val="single" w:color="999999" w:sz="4"/>
+              <w:bottom w:val="single" w:color="999999" w:sz="4"/>
+              <w:right w:val="single" w:color="999999" w:sz="4"/>
+            </w:tcBorders>
+          </w:tcPr>
+          <w:p>
+            <w:r>
+              <w:rPr>
+                <w:rFonts w:ascii="Calibri" w:cs="Calibri" w:eastAsia="Calibri" w:hAnsi="Calibri"/>
               </w:rPr>
               <w:t xml:space="preserve">Owner (Sunrise Supports)</w:t>
             </w:r>
@@ -1927,8 +1960,6 @@
             <w:r>
               <w:rPr>
                 <w:rFonts w:ascii="Calibri" w:cs="Calibri" w:eastAsia="Calibri" w:hAnsi="Calibri"/>
-                <w:sz w:val="22"/>
-                <w:szCs w:val="22"/>
               </w:rPr>
               <w:t xml:space="preserve">Reviews this procedure and approves any changes.</w:t>
             </w:r>
@@ -1948,8 +1979,6 @@
             <w:r>
               <w:rPr>
                 <w:rFonts w:ascii="Calibri" w:cs="Calibri" w:eastAsia="Calibri" w:hAnsi="Calibri"/>
-                <w:sz w:val="22"/>
-                <w:szCs w:val="22"/>
               </w:rPr>
               <w:t xml:space="preserve">Every 12 months</w:t>
             </w:r>
@@ -1959,13 +1988,11 @@
     </w:tbl>
     <w:p>
       <w:pPr>
-        <w:spacing w:after="120"/>
-      </w:pPr>
-      <w:r>
-        <w:rPr>
-          <w:rFonts w:ascii="Calibri" w:cs="Calibri" w:eastAsia="Calibri" w:hAnsi="Calibri"/>
-          <w:sz w:val="22"/>
-          <w:szCs w:val="22"/>
+        <w:spacing w:after="120" w:line="276"/>
+      </w:pPr>
+      <w:r>
+        <w:rPr>
+          <w:rFonts w:ascii="Calibri" w:cs="Calibri" w:eastAsia="Calibri" w:hAnsi="Calibri"/>
         </w:rPr>
         <w:t xml:space="preserve"/>
       </w:r>
@@ -2003,8 +2030,6 @@
                 <w:rFonts w:ascii="Calibri" w:cs="Calibri" w:eastAsia="Calibri" w:hAnsi="Calibri"/>
                 <w:i/>
                 <w:iCs/>
-                <w:sz w:val="22"/>
-                <w:szCs w:val="22"/>
               </w:rPr>
               <w:t xml:space="preserve">[Provider to complete: name of any other person who will share these responsibilities, and which of them you assess as a risk-assessed role]</w:t>
             </w:r>
@@ -2014,13 +2039,11 @@
     </w:tbl>
     <w:p>
       <w:pPr>
-        <w:spacing w:after="120"/>
-      </w:pPr>
-      <w:r>
-        <w:rPr>
-          <w:rFonts w:ascii="Calibri" w:cs="Calibri" w:eastAsia="Calibri" w:hAnsi="Calibri"/>
-          <w:sz w:val="22"/>
-          <w:szCs w:val="22"/>
+        <w:spacing w:after="120" w:line="276"/>
+      </w:pPr>
+      <w:r>
+        <w:rPr>
+          <w:rFonts w:ascii="Calibri" w:cs="Calibri" w:eastAsia="Calibri" w:hAnsi="Calibri"/>
         </w:rPr>
         <w:t xml:space="preserve"/>
       </w:r>
@@ -2041,13 +2064,27 @@
     </w:p>
     <w:p>
       <w:pPr>
-        <w:spacing w:after="120"/>
-      </w:pPr>
-      <w:r>
-        <w:rPr>
-          <w:rFonts w:ascii="Calibri" w:cs="Calibri" w:eastAsia="Calibri" w:hAnsi="Calibri"/>
-          <w:sz w:val="22"/>
-          <w:szCs w:val="22"/>
+        <w:spacing w:after="80"/>
+      </w:pPr>
+      <w:r>
+        <w:rPr>
+          <w:rFonts w:ascii="Calibri" w:cs="Calibri" w:eastAsia="Calibri" w:hAnsi="Calibri"/>
+          <w:i/>
+          <w:iCs/>
+          <w:color w:val="555555"/>
+          <w:sz w:val="20"/>
+          <w:szCs w:val="20"/>
+        </w:rPr>
+        <w:t xml:space="preserve">Drafted from your answers.</w:t>
+      </w:r>
+    </w:p>
+    <w:p>
+      <w:pPr>
+        <w:spacing w:after="120" w:line="276"/>
+      </w:pPr>
+      <w:r>
+        <w:rPr>
+          <w:rFonts w:ascii="Calibri" w:cs="Calibri" w:eastAsia="Calibri" w:hAnsi="Calibri"/>
         </w:rPr>
         <w:t xml:space="preserve">Sunrise Supports is run by one person, who is both the owner and the only worker. The table below shows the training we require for each role. Today one person holds every role. If we later add workers, each new worker must complete the training for their role before they work alone with a participant.</w:t>
       </w:r>
@@ -2091,8 +2128,6 @@
                 <w:rFonts w:ascii="Calibri" w:cs="Calibri" w:eastAsia="Calibri" w:hAnsi="Calibri"/>
                 <w:b/>
                 <w:bCs/>
-                <w:sz w:val="22"/>
-                <w:szCs w:val="22"/>
               </w:rPr>
               <w:t xml:space="preserve">Role</w:t>
             </w:r>
@@ -2115,8 +2150,6 @@
                 <w:rFonts w:ascii="Calibri" w:cs="Calibri" w:eastAsia="Calibri" w:hAnsi="Calibri"/>
                 <w:b/>
                 <w:bCs/>
-                <w:sz w:val="22"/>
-                <w:szCs w:val="22"/>
               </w:rPr>
               <w:t xml:space="preserve">Training required</w:t>
             </w:r>
@@ -2139,8 +2172,6 @@
                 <w:rFonts w:ascii="Calibri" w:cs="Calibri" w:eastAsia="Calibri" w:hAnsi="Calibri"/>
                 <w:b/>
                 <w:bCs/>
-                <w:sz w:val="22"/>
-                <w:szCs w:val="22"/>
               </w:rPr>
               <w:t xml:space="preserve">Before working alone with a participant</w:t>
             </w:r>
@@ -2163,8 +2194,6 @@
                 <w:rFonts w:ascii="Calibri" w:cs="Calibri" w:eastAsia="Calibri" w:hAnsi="Calibri"/>
                 <w:b/>
                 <w:bCs/>
-                <w:sz w:val="22"/>
-                <w:szCs w:val="22"/>
               </w:rPr>
               <w:t xml:space="preserve">Refresher</w:t>
             </w:r>
@@ -2172,6 +2201,9 @@
         </w:tc>
       </w:tr>
       <w:tr>
+        <w:trPr>
+          <w:cantSplit/>
+        </w:trPr>
         <w:tc>
           <w:tcPr>
             <w:tcW w:type="dxa" w:w="2250"/>
@@ -2186,8 +2218,6 @@
             <w:r>
               <w:rPr>
                 <w:rFonts w:ascii="Calibri" w:cs="Calibri" w:eastAsia="Calibri" w:hAnsi="Calibri"/>
-                <w:sz w:val="22"/>
-                <w:szCs w:val="22"/>
               </w:rPr>
               <w:t xml:space="preserve">Owner and key personnel</w:t>
             </w:r>
@@ -2207,8 +2237,6 @@
             <w:r>
               <w:rPr>
                 <w:rFonts w:ascii="Calibri" w:cs="Calibri" w:eastAsia="Calibri" w:hAnsi="Calibri"/>
-                <w:sz w:val="22"/>
-                <w:szCs w:val="22"/>
               </w:rPr>
               <w:t xml:space="preserve">NDIS Worker Orientation Module (Quality, Safety and You); infection prevention and control standard precautions, including hand hygiene, respiratory hygiene and cough etiquette; use of personal protective equipment (PPE); training that fits the risks of the role</w:t>
             </w:r>
@@ -2228,8 +2256,6 @@
             <w:r>
               <w:rPr>
                 <w:rFonts w:ascii="Calibri" w:cs="Calibri" w:eastAsia="Calibri" w:hAnsi="Calibri"/>
-                <w:sz w:val="22"/>
-                <w:szCs w:val="22"/>
               </w:rPr>
               <w:t xml:space="preserve">Yes</w:t>
             </w:r>
@@ -2249,8 +2275,6 @@
             <w:r>
               <w:rPr>
                 <w:rFonts w:ascii="Calibri" w:cs="Calibri" w:eastAsia="Calibri" w:hAnsi="Calibri"/>
-                <w:sz w:val="22"/>
-                <w:szCs w:val="22"/>
               </w:rPr>
               <w:t xml:space="preserve">Infection control and PPE every 12 months; other training when our records show a gap</w:t>
             </w:r>
@@ -2258,6 +2282,9 @@
         </w:tc>
       </w:tr>
       <w:tr>
+        <w:trPr>
+          <w:cantSplit/>
+        </w:trPr>
         <w:tc>
           <w:tcPr>
             <w:tcW w:type="dxa" w:w="2250"/>
@@ -2272,8 +2299,6 @@
             <w:r>
               <w:rPr>
                 <w:rFonts w:ascii="Calibri" w:cs="Calibri" w:eastAsia="Calibri" w:hAnsi="Calibri"/>
-                <w:sz w:val="22"/>
-                <w:szCs w:val="22"/>
               </w:rPr>
               <w:t xml:space="preserve">Worker who provides household tasks to participants (if we add one)</w:t>
             </w:r>
@@ -2293,8 +2318,6 @@
             <w:r>
               <w:rPr>
                 <w:rFonts w:ascii="Calibri" w:cs="Calibri" w:eastAsia="Calibri" w:hAnsi="Calibri"/>
-                <w:sz w:val="22"/>
-                <w:szCs w:val="22"/>
               </w:rPr>
               <w:t xml:space="preserve">NDIS Worker Orientation Module (Quality, Safety and You); infection prevention and control standard precautions; use of PPE; induction to our policies and procedures</w:t>
             </w:r>
@@ -2314,8 +2337,6 @@
             <w:r>
               <w:rPr>
                 <w:rFonts w:ascii="Calibri" w:cs="Calibri" w:eastAsia="Calibri" w:hAnsi="Calibri"/>
-                <w:sz w:val="22"/>
-                <w:szCs w:val="22"/>
               </w:rPr>
               <w:t xml:space="preserve">Yes</w:t>
             </w:r>
@@ -2335,8 +2356,6 @@
             <w:r>
               <w:rPr>
                 <w:rFonts w:ascii="Calibri" w:cs="Calibri" w:eastAsia="Calibri" w:hAnsi="Calibri"/>
-                <w:sz w:val="22"/>
-                <w:szCs w:val="22"/>
               </w:rPr>
               <w:t xml:space="preserve">Infection control and PPE every 12 months; other training when our records show a gap</w:t>
             </w:r>
@@ -2344,6 +2363,9 @@
         </w:tc>
       </w:tr>
       <w:tr>
+        <w:trPr>
+          <w:cantSplit/>
+        </w:trPr>
         <w:tc>
           <w:tcPr>
             <w:tcW w:type="dxa" w:w="2250"/>
@@ -2358,8 +2380,6 @@
             <w:r>
               <w:rPr>
                 <w:rFonts w:ascii="Calibri" w:cs="Calibri" w:eastAsia="Calibri" w:hAnsi="Calibri"/>
-                <w:sz w:val="22"/>
-                <w:szCs w:val="22"/>
               </w:rPr>
               <w:t xml:space="preserve">Any worker in a role we have assessed as higher risk</w:t>
             </w:r>
@@ -2379,8 +2399,6 @@
             <w:r>
               <w:rPr>
                 <w:rFonts w:ascii="Calibri" w:cs="Calibri" w:eastAsia="Calibri" w:hAnsi="Calibri"/>
-                <w:sz w:val="22"/>
-                <w:szCs w:val="22"/>
               </w:rPr>
               <w:t xml:space="preserve">All training above, plus extra training for the risks we have assessed for that role</w:t>
             </w:r>
@@ -2400,8 +2418,6 @@
             <w:r>
               <w:rPr>
                 <w:rFonts w:ascii="Calibri" w:cs="Calibri" w:eastAsia="Calibri" w:hAnsi="Calibri"/>
-                <w:sz w:val="22"/>
-                <w:szCs w:val="22"/>
               </w:rPr>
               <w:t xml:space="preserve">Yes</w:t>
             </w:r>
@@ -2421,8 +2437,6 @@
             <w:r>
               <w:rPr>
                 <w:rFonts w:ascii="Calibri" w:cs="Calibri" w:eastAsia="Calibri" w:hAnsi="Calibri"/>
-                <w:sz w:val="22"/>
-                <w:szCs w:val="22"/>
               </w:rPr>
               <w:t xml:space="preserve">Every 12 months, or sooner if the risks change</w:t>
             </w:r>
@@ -2432,39 +2446,33 @@
     </w:tbl>
     <w:p>
       <w:pPr>
-        <w:spacing w:after="120"/>
-      </w:pPr>
-      <w:r>
-        <w:rPr>
-          <w:rFonts w:ascii="Calibri" w:cs="Calibri" w:eastAsia="Calibri" w:hAnsi="Calibri"/>
-          <w:sz w:val="22"/>
-          <w:szCs w:val="22"/>
+        <w:spacing w:after="120" w:line="276"/>
+      </w:pPr>
+      <w:r>
+        <w:rPr>
+          <w:rFonts w:ascii="Calibri" w:cs="Calibri" w:eastAsia="Calibri" w:hAnsi="Calibri"/>
         </w:rPr>
         <w:t xml:space="preserve"/>
       </w:r>
     </w:p>
     <w:p>
       <w:pPr>
-        <w:spacing w:after="120"/>
-      </w:pPr>
-      <w:r>
-        <w:rPr>
-          <w:rFonts w:ascii="Calibri" w:cs="Calibri" w:eastAsia="Calibri" w:hAnsi="Calibri"/>
-          <w:sz w:val="22"/>
-          <w:szCs w:val="22"/>
+        <w:spacing w:after="120" w:line="276"/>
+      </w:pPr>
+      <w:r>
+        <w:rPr>
+          <w:rFonts w:ascii="Calibri" w:cs="Calibri" w:eastAsia="Calibri" w:hAnsi="Calibri"/>
         </w:rPr>
         <w:t xml:space="preserve">We offer household tasks only, in New South Wales. We do not use restrictive practices. For that reason we do not require behaviour support training or high intensity skills training for our current supports. We will update this table before we offer any support that needs that training.</w:t>
       </w:r>
     </w:p>
     <w:p>
       <w:pPr>
-        <w:spacing w:after="120"/>
-      </w:pPr>
-      <w:r>
-        <w:rPr>
-          <w:rFonts w:ascii="Calibri" w:cs="Calibri" w:eastAsia="Calibri" w:hAnsi="Calibri"/>
-          <w:sz w:val="22"/>
-          <w:szCs w:val="22"/>
+        <w:spacing w:after="120" w:line="276"/>
+      </w:pPr>
+      <w:r>
+        <w:rPr>
+          <w:rFonts w:ascii="Calibri" w:cs="Calibri" w:eastAsia="Calibri" w:hAnsi="Calibri"/>
         </w:rPr>
         <w:t xml:space="preserve">PPE is available to each worker and to each participant who needs it. We record every completed training in section 6 Training register, with the date, the provider of the training and the date the next refresher is due.</w:t>
       </w:r>
@@ -2502,8 +2510,6 @@
                 <w:rFonts w:ascii="Calibri" w:cs="Calibri" w:eastAsia="Calibri" w:hAnsi="Calibri"/>
                 <w:i/>
                 <w:iCs/>
-                <w:sz w:val="22"/>
-                <w:szCs w:val="22"/>
               </w:rPr>
               <w:t xml:space="preserve">[Provider to complete: the role-specific training we have assessed as needed for our higher-risk roles, if any.]</w:t>
             </w:r>
@@ -2513,13 +2519,11 @@
     </w:tbl>
     <w:p>
       <w:pPr>
-        <w:spacing w:after="120"/>
-      </w:pPr>
-      <w:r>
-        <w:rPr>
-          <w:rFonts w:ascii="Calibri" w:cs="Calibri" w:eastAsia="Calibri" w:hAnsi="Calibri"/>
-          <w:sz w:val="22"/>
-          <w:szCs w:val="22"/>
+        <w:spacing w:after="120" w:line="276"/>
+      </w:pPr>
+      <w:r>
+        <w:rPr>
+          <w:rFonts w:ascii="Calibri" w:cs="Calibri" w:eastAsia="Calibri" w:hAnsi="Calibri"/>
         </w:rPr>
         <w:t xml:space="preserve"/>
       </w:r>
@@ -2577,8 +2581,6 @@
                 <w:rFonts w:ascii="Calibri" w:cs="Calibri" w:eastAsia="Calibri" w:hAnsi="Calibri"/>
                 <w:b/>
                 <w:bCs/>
-                <w:sz w:val="22"/>
-                <w:szCs w:val="22"/>
               </w:rPr>
               <w:t xml:space="preserve">Worker role</w:t>
             </w:r>
@@ -2601,8 +2603,6 @@
                 <w:rFonts w:ascii="Calibri" w:cs="Calibri" w:eastAsia="Calibri" w:hAnsi="Calibri"/>
                 <w:b/>
                 <w:bCs/>
-                <w:sz w:val="22"/>
-                <w:szCs w:val="22"/>
               </w:rPr>
               <w:t xml:space="preserve">Training</w:t>
             </w:r>
@@ -2625,8 +2625,6 @@
                 <w:rFonts w:ascii="Calibri" w:cs="Calibri" w:eastAsia="Calibri" w:hAnsi="Calibri"/>
                 <w:b/>
                 <w:bCs/>
-                <w:sz w:val="22"/>
-                <w:szCs w:val="22"/>
               </w:rPr>
               <w:t xml:space="preserve">Completed</w:t>
             </w:r>
@@ -2649,8 +2647,6 @@
                 <w:rFonts w:ascii="Calibri" w:cs="Calibri" w:eastAsia="Calibri" w:hAnsi="Calibri"/>
                 <w:b/>
                 <w:bCs/>
-                <w:sz w:val="22"/>
-                <w:szCs w:val="22"/>
               </w:rPr>
               <w:t xml:space="preserve">Refresher due</w:t>
             </w:r>
@@ -2658,6 +2654,9 @@
         </w:tc>
       </w:tr>
       <w:tr>
+        <w:trPr>
+          <w:cantSplit/>
+        </w:trPr>
         <w:tc>
           <w:tcPr>
             <w:tcW w:type="dxa" w:w="2250"/>
@@ -2672,10 +2671,8 @@
             <w:r>
               <w:rPr>
                 <w:rFonts w:ascii="Calibri" w:cs="Calibri" w:eastAsia="Calibri" w:hAnsi="Calibri"/>
-                <w:sz w:val="22"/>
-                <w:szCs w:val="22"/>
-              </w:rPr>
-              <w:t xml:space="preserve">[Role]</w:t>
+              </w:rPr>
+              <w:t xml:space="preserve">Owner</w:t>
             </w:r>
           </w:p>
         </w:tc>
@@ -2693,8 +2690,6 @@
             <w:r>
               <w:rPr>
                 <w:rFonts w:ascii="Calibri" w:cs="Calibri" w:eastAsia="Calibri" w:hAnsi="Calibri"/>
-                <w:sz w:val="22"/>
-                <w:szCs w:val="22"/>
               </w:rPr>
               <w:t xml:space="preserve">NDIS worker orientation module</w:t>
             </w:r>
@@ -2714,10 +2709,8 @@
             <w:r>
               <w:rPr>
                 <w:rFonts w:ascii="Calibri" w:cs="Calibri" w:eastAsia="Calibri" w:hAnsi="Calibri"/>
-                <w:sz w:val="22"/>
-                <w:szCs w:val="22"/>
-              </w:rPr>
-              <w:t xml:space="preserve">[Date]</w:t>
+              </w:rPr>
+              <w:t xml:space="preserve">14 October 2026</w:t>
             </w:r>
           </w:p>
         </w:tc>
@@ -2735,15 +2728,16 @@
             <w:r>
               <w:rPr>
                 <w:rFonts w:ascii="Calibri" w:cs="Calibri" w:eastAsia="Calibri" w:hAnsi="Calibri"/>
-                <w:sz w:val="22"/>
-                <w:szCs w:val="22"/>
-              </w:rPr>
-              <w:t xml:space="preserve">[Date]</w:t>
+              </w:rPr>
+              <w:t xml:space="preserve">14 October 2026</w:t>
             </w:r>
           </w:p>
         </w:tc>
       </w:tr>
       <w:tr>
+        <w:trPr>
+          <w:cantSplit/>
+        </w:trPr>
         <w:tc>
           <w:tcPr>
             <w:tcW w:type="dxa" w:w="2250"/>
@@ -2758,10 +2752,8 @@
             <w:r>
               <w:rPr>
                 <w:rFonts w:ascii="Calibri" w:cs="Calibri" w:eastAsia="Calibri" w:hAnsi="Calibri"/>
-                <w:sz w:val="22"/>
-                <w:szCs w:val="22"/>
-              </w:rPr>
-              <w:t xml:space="preserve">[Role]</w:t>
+              </w:rPr>
+              <w:t xml:space="preserve">Owner</w:t>
             </w:r>
           </w:p>
         </w:tc>
@@ -2779,8 +2771,6 @@
             <w:r>
               <w:rPr>
                 <w:rFonts w:ascii="Calibri" w:cs="Calibri" w:eastAsia="Calibri" w:hAnsi="Calibri"/>
-                <w:sz w:val="22"/>
-                <w:szCs w:val="22"/>
               </w:rPr>
               <w:t xml:space="preserve">Infection prevention and control</w:t>
             </w:r>
@@ -2800,10 +2790,8 @@
             <w:r>
               <w:rPr>
                 <w:rFonts w:ascii="Calibri" w:cs="Calibri" w:eastAsia="Calibri" w:hAnsi="Calibri"/>
-                <w:sz w:val="22"/>
-                <w:szCs w:val="22"/>
-              </w:rPr>
-              <w:t xml:space="preserve">[Date]</w:t>
+              </w:rPr>
+              <w:t xml:space="preserve">14 October 2026</w:t>
             </w:r>
           </w:p>
         </w:tc>
@@ -2821,15 +2809,16 @@
             <w:r>
               <w:rPr>
                 <w:rFonts w:ascii="Calibri" w:cs="Calibri" w:eastAsia="Calibri" w:hAnsi="Calibri"/>
-                <w:sz w:val="22"/>
-                <w:szCs w:val="22"/>
-              </w:rPr>
-              <w:t xml:space="preserve">[Date]</w:t>
+              </w:rPr>
+              <w:t xml:space="preserve">14 October 2026</w:t>
             </w:r>
           </w:p>
         </w:tc>
       </w:tr>
       <w:tr>
+        <w:trPr>
+          <w:cantSplit/>
+        </w:trPr>
         <w:tc>
           <w:tcPr>
             <w:tcW w:type="dxa" w:w="2250"/>
@@ -2844,10 +2833,8 @@
             <w:r>
               <w:rPr>
                 <w:rFonts w:ascii="Calibri" w:cs="Calibri" w:eastAsia="Calibri" w:hAnsi="Calibri"/>
-                <w:sz w:val="22"/>
-                <w:szCs w:val="22"/>
-              </w:rPr>
-              <w:t xml:space="preserve">[Role]</w:t>
+              </w:rPr>
+              <w:t xml:space="preserve">Owner</w:t>
             </w:r>
           </w:p>
         </w:tc>
@@ -2865,10 +2852,11 @@
             <w:r>
               <w:rPr>
                 <w:rFonts w:ascii="Calibri" w:cs="Calibri" w:eastAsia="Calibri" w:hAnsi="Calibri"/>
-                <w:sz w:val="22"/>
-                <w:szCs w:val="22"/>
-              </w:rPr>
-              <w:t xml:space="preserve">[Other training required for the supports delivered]</w:t>
+                <w:sz w:val="24"/>
+                <w:szCs w:val="24"/>
+                <w:shd w:fill="FBE9D7" w:val="clear"/>
+              </w:rPr>
+              <w:t xml:space="preserve">[other training]</w:t>
             </w:r>
           </w:p>
         </w:tc>
@@ -2886,10 +2874,8 @@
             <w:r>
               <w:rPr>
                 <w:rFonts w:ascii="Calibri" w:cs="Calibri" w:eastAsia="Calibri" w:hAnsi="Calibri"/>
-                <w:sz w:val="22"/>
-                <w:szCs w:val="22"/>
-              </w:rPr>
-              <w:t xml:space="preserve">[Date]</w:t>
+              </w:rPr>
+              <w:t xml:space="preserve">14 October 2026</w:t>
             </w:r>
           </w:p>
         </w:tc>
@@ -2907,10 +2893,8 @@
             <w:r>
               <w:rPr>
                 <w:rFonts w:ascii="Calibri" w:cs="Calibri" w:eastAsia="Calibri" w:hAnsi="Calibri"/>
-                <w:sz w:val="22"/>
-                <w:szCs w:val="22"/>
-              </w:rPr>
-              <w:t xml:space="preserve">[Date]</w:t>
+              </w:rPr>
+              <w:t xml:space="preserve">14 October 2026</w:t>
             </w:r>
           </w:p>
         </w:tc>
@@ -2918,13 +2902,11 @@
     </w:tbl>
     <w:p>
       <w:pPr>
-        <w:spacing w:after="120"/>
-      </w:pPr>
-      <w:r>
-        <w:rPr>
-          <w:rFonts w:ascii="Calibri" w:cs="Calibri" w:eastAsia="Calibri" w:hAnsi="Calibri"/>
-          <w:sz w:val="22"/>
-          <w:szCs w:val="22"/>
+        <w:spacing w:after="120" w:line="276"/>
+      </w:pPr>
+      <w:r>
+        <w:rPr>
+          <w:rFonts w:ascii="Calibri" w:cs="Calibri" w:eastAsia="Calibri" w:hAnsi="Calibri"/>
         </w:rPr>
         <w:t xml:space="preserve"/>
       </w:r>
@@ -2945,13 +2927,11 @@
     </w:p>
     <w:p>
       <w:pPr>
-        <w:spacing w:after="120"/>
-      </w:pPr>
-      <w:r>
-        <w:rPr>
-          <w:rFonts w:ascii="Calibri" w:cs="Calibri" w:eastAsia="Calibri" w:hAnsi="Calibri"/>
-          <w:sz w:val="22"/>
-          <w:szCs w:val="22"/>
+        <w:spacing w:after="120" w:line="276"/>
+      </w:pPr>
+      <w:r>
+        <w:rPr>
+          <w:rFonts w:ascii="Calibri" w:cs="Calibri" w:eastAsia="Calibri" w:hAnsi="Calibri"/>
         </w:rPr>
         <w:t xml:space="preserve">We keep the following records so an auditor can see this document in use.</w:t>
       </w:r>
@@ -2963,13 +2943,11 @@
           <w:ilvl w:val="0"/>
           <w:numId w:val="2"/>
         </w:numPr>
-        <w:spacing w:after="60"/>
-      </w:pPr>
-      <w:r>
-        <w:rPr>
-          <w:rFonts w:ascii="Calibri" w:cs="Calibri" w:eastAsia="Calibri" w:hAnsi="Calibri"/>
-          <w:sz w:val="22"/>
-          <w:szCs w:val="22"/>
+        <w:spacing w:after="60" w:line="276"/>
+      </w:pPr>
+      <w:r>
+        <w:rPr>
+          <w:rFonts w:ascii="Calibri" w:cs="Calibri" w:eastAsia="Calibri" w:hAnsi="Calibri"/>
         </w:rPr>
         <w:t xml:space="preserve">Worker records: identity, right to work, pre-employment checks, qualifications and experience</w:t>
       </w:r>
@@ -2981,13 +2959,11 @@
           <w:ilvl w:val="0"/>
           <w:numId w:val="2"/>
         </w:numPr>
-        <w:spacing w:after="60"/>
-      </w:pPr>
-      <w:r>
-        <w:rPr>
-          <w:rFonts w:ascii="Calibri" w:cs="Calibri" w:eastAsia="Calibri" w:hAnsi="Calibri"/>
-          <w:sz w:val="22"/>
-          <w:szCs w:val="22"/>
+        <w:spacing w:after="60" w:line="276"/>
+      </w:pPr>
+      <w:r>
+        <w:rPr>
+          <w:rFonts w:ascii="Calibri" w:cs="Calibri" w:eastAsia="Calibri" w:hAnsi="Calibri"/>
         </w:rPr>
         <w:t xml:space="preserve">NDIS worker orientation module completion, professional development, infection control and PPE training records</w:t>
       </w:r>
@@ -2999,13 +2975,11 @@
           <w:ilvl w:val="0"/>
           <w:numId w:val="2"/>
         </w:numPr>
-        <w:spacing w:after="60"/>
-      </w:pPr>
-      <w:r>
-        <w:rPr>
-          <w:rFonts w:ascii="Calibri" w:cs="Calibri" w:eastAsia="Calibri" w:hAnsi="Calibri"/>
-          <w:sz w:val="22"/>
-          <w:szCs w:val="22"/>
+        <w:spacing w:after="60" w:line="276"/>
+      </w:pPr>
+      <w:r>
+        <w:rPr>
+          <w:rFonts w:ascii="Calibri" w:cs="Calibri" w:eastAsia="Calibri" w:hAnsi="Calibri"/>
         </w:rPr>
         <w:t xml:space="preserve">Worker screening clearance register with expiry dates</w:t>
       </w:r>
@@ -3017,13 +2991,11 @@
           <w:ilvl w:val="0"/>
           <w:numId w:val="2"/>
         </w:numPr>
-        <w:spacing w:after="60"/>
-      </w:pPr>
-      <w:r>
-        <w:rPr>
-          <w:rFonts w:ascii="Calibri" w:cs="Calibri" w:eastAsia="Calibri" w:hAnsi="Calibri"/>
-          <w:sz w:val="22"/>
-          <w:szCs w:val="22"/>
+        <w:spacing w:after="60" w:line="276"/>
+      </w:pPr>
+      <w:r>
+        <w:rPr>
+          <w:rFonts w:ascii="Calibri" w:cs="Calibri" w:eastAsia="Calibri" w:hAnsi="Calibri"/>
         </w:rPr>
         <w:t xml:space="preserve">Signed NDIS Code of Conduct acknowledgement for every worker</w:t>
       </w:r>
@@ -3044,15 +3016,13 @@
     </w:p>
     <w:p>
       <w:pPr>
-        <w:spacing w:after="120"/>
-      </w:pPr>
-      <w:r>
-        <w:rPr>
-          <w:rFonts w:ascii="Calibri" w:cs="Calibri" w:eastAsia="Calibri" w:hAnsi="Calibri"/>
-          <w:sz w:val="22"/>
-          <w:szCs w:val="22"/>
-        </w:rPr>
-        <w:t xml:space="preserve">This document is part of the Sunrise Supports policy set prepared with Readyline on 12 October 2026.</w:t>
+        <w:spacing w:after="120" w:line="276"/>
+      </w:pPr>
+      <w:r>
+        <w:rPr>
+          <w:rFonts w:ascii="Calibri" w:cs="Calibri" w:eastAsia="Calibri" w:hAnsi="Calibri"/>
+        </w:rPr>
+        <w:t xml:space="preserve">This document is part of the Sunrise Supports policy set prepared with Readyline on 14 October 2026.</w:t>
       </w:r>
     </w:p>
     <w:p>
@@ -3062,26 +3032,22 @@
           <w:ilvl w:val="0"/>
           <w:numId w:val="2"/>
         </w:numPr>
-        <w:spacing w:after="60"/>
-      </w:pPr>
-      <w:r>
-        <w:rPr>
-          <w:rFonts w:ascii="Calibri" w:cs="Calibri" w:eastAsia="Calibri" w:hAnsi="Calibri"/>
-          <w:sz w:val="22"/>
-          <w:szCs w:val="22"/>
+        <w:spacing w:after="60" w:line="276"/>
+      </w:pPr>
+      <w:r>
+        <w:rPr>
+          <w:rFonts w:ascii="Calibri" w:cs="Calibri" w:eastAsia="Calibri" w:hAnsi="Calibri"/>
         </w:rPr>
         <w:t xml:space="preserve">Training register</w:t>
       </w:r>
     </w:p>
     <w:p>
       <w:pPr>
-        <w:spacing w:after="120"/>
-      </w:pPr>
-      <w:r>
-        <w:rPr>
-          <w:rFonts w:ascii="Calibri" w:cs="Calibri" w:eastAsia="Calibri" w:hAnsi="Calibri"/>
-          <w:sz w:val="22"/>
-          <w:szCs w:val="22"/>
+        <w:spacing w:after="120" w:line="276"/>
+      </w:pPr>
+      <w:r>
+        <w:rPr>
+          <w:rFonts w:ascii="Calibri" w:cs="Calibri" w:eastAsia="Calibri" w:hAnsi="Calibri"/>
         </w:rPr>
         <w:t xml:space="preserve">Practice Standards this document supports: Human resource management.</w:t>
       </w:r>
@@ -3102,15 +3068,13 @@
     </w:p>
     <w:p>
       <w:pPr>
-        <w:spacing w:after="120"/>
-      </w:pPr>
-      <w:r>
-        <w:rPr>
-          <w:rFonts w:ascii="Calibri" w:cs="Calibri" w:eastAsia="Calibri" w:hAnsi="Calibri"/>
-          <w:sz w:val="22"/>
-          <w:szCs w:val="22"/>
-        </w:rPr>
-        <w:t xml:space="preserve">We review this document every 12 months, after any incident or complaint that shows a gap, and when the Commission changes the rules it supports. Next review: 12 October 2027.</w:t>
+        <w:spacing w:after="120" w:line="276"/>
+      </w:pPr>
+      <w:r>
+        <w:rPr>
+          <w:rFonts w:ascii="Calibri" w:cs="Calibri" w:eastAsia="Calibri" w:hAnsi="Calibri"/>
+        </w:rPr>
+        <w:t xml:space="preserve">We review this document every 12 months, after any incident or complaint that shows a gap, and when the Commission changes the rules it supports. Next review: 14 October 2027.</w:t>
       </w:r>
     </w:p>
     <w:tbl>
@@ -3151,8 +3115,6 @@
                 <w:rFonts w:ascii="Calibri" w:cs="Calibri" w:eastAsia="Calibri" w:hAnsi="Calibri"/>
                 <w:b/>
                 <w:bCs/>
-                <w:sz w:val="22"/>
-                <w:szCs w:val="22"/>
               </w:rPr>
               <w:t xml:space="preserve">Role</w:t>
             </w:r>
@@ -3175,8 +3137,6 @@
                 <w:rFonts w:ascii="Calibri" w:cs="Calibri" w:eastAsia="Calibri" w:hAnsi="Calibri"/>
                 <w:b/>
                 <w:bCs/>
-                <w:sz w:val="22"/>
-                <w:szCs w:val="22"/>
               </w:rPr>
               <w:t xml:space="preserve">Does what</w:t>
             </w:r>
@@ -3199,8 +3159,6 @@
                 <w:rFonts w:ascii="Calibri" w:cs="Calibri" w:eastAsia="Calibri" w:hAnsi="Calibri"/>
                 <w:b/>
                 <w:bCs/>
-                <w:sz w:val="22"/>
-                <w:szCs w:val="22"/>
               </w:rPr>
               <w:t xml:space="preserve">When</w:t>
             </w:r>
@@ -3208,43 +3166,42 @@
         </w:tc>
       </w:tr>
       <w:tr>
-        <w:tc>
-          <w:tcPr>
-            <w:tcW w:type="dxa" w:w="3000"/>
-            <w:tcBorders>
-              <w:top w:val="single" w:color="999999" w:sz="4"/>
-              <w:left w:val="single" w:color="999999" w:sz="4"/>
-              <w:bottom w:val="single" w:color="999999" w:sz="4"/>
-              <w:right w:val="single" w:color="999999" w:sz="4"/>
-            </w:tcBorders>
-          </w:tcPr>
-          <w:p>
-            <w:r>
-              <w:rPr>
-                <w:rFonts w:ascii="Calibri" w:cs="Calibri" w:eastAsia="Calibri" w:hAnsi="Calibri"/>
-                <w:sz w:val="22"/>
-                <w:szCs w:val="22"/>
-              </w:rPr>
-              <w:t xml:space="preserve">[Provider to complete: owner role]</w:t>
-            </w:r>
-          </w:p>
-        </w:tc>
-        <w:tc>
-          <w:tcPr>
-            <w:tcW w:type="dxa" w:w="3000"/>
-            <w:tcBorders>
-              <w:top w:val="single" w:color="999999" w:sz="4"/>
-              <w:left w:val="single" w:color="999999" w:sz="4"/>
-              <w:bottom w:val="single" w:color="999999" w:sz="4"/>
-              <w:right w:val="single" w:color="999999" w:sz="4"/>
-            </w:tcBorders>
-          </w:tcPr>
-          <w:p>
-            <w:r>
-              <w:rPr>
-                <w:rFonts w:ascii="Calibri" w:cs="Calibri" w:eastAsia="Calibri" w:hAnsi="Calibri"/>
-                <w:sz w:val="22"/>
-                <w:szCs w:val="22"/>
+        <w:trPr>
+          <w:cantSplit/>
+        </w:trPr>
+        <w:tc>
+          <w:tcPr>
+            <w:tcW w:type="dxa" w:w="3000"/>
+            <w:tcBorders>
+              <w:top w:val="single" w:color="999999" w:sz="4"/>
+              <w:left w:val="single" w:color="999999" w:sz="4"/>
+              <w:bottom w:val="single" w:color="999999" w:sz="4"/>
+              <w:right w:val="single" w:color="999999" w:sz="4"/>
+            </w:tcBorders>
+          </w:tcPr>
+          <w:p>
+            <w:r>
+              <w:rPr>
+                <w:rFonts w:ascii="Calibri" w:cs="Calibri" w:eastAsia="Calibri" w:hAnsi="Calibri"/>
+              </w:rPr>
+              <w:t xml:space="preserve">Owner</w:t>
+            </w:r>
+          </w:p>
+        </w:tc>
+        <w:tc>
+          <w:tcPr>
+            <w:tcW w:type="dxa" w:w="3000"/>
+            <w:tcBorders>
+              <w:top w:val="single" w:color="999999" w:sz="4"/>
+              <w:left w:val="single" w:color="999999" w:sz="4"/>
+              <w:bottom w:val="single" w:color="999999" w:sz="4"/>
+              <w:right w:val="single" w:color="999999" w:sz="4"/>
+            </w:tcBorders>
+          </w:tcPr>
+          <w:p>
+            <w:r>
+              <w:rPr>
+                <w:rFonts w:ascii="Calibri" w:cs="Calibri" w:eastAsia="Calibri" w:hAnsi="Calibri"/>
               </w:rPr>
               <w:t xml:space="preserve">Reviews and approves this document</w:t>
             </w:r>
@@ -3264,8 +3221,6 @@
             <w:r>
               <w:rPr>
                 <w:rFonts w:ascii="Calibri" w:cs="Calibri" w:eastAsia="Calibri" w:hAnsi="Calibri"/>
-                <w:sz w:val="22"/>
-                <w:szCs w:val="22"/>
               </w:rPr>
               <w:t xml:space="preserve">Every 12 months</w:t>
             </w:r>
@@ -3273,22 +3228,23 @@
         </w:tc>
       </w:tr>
       <w:tr>
-        <w:tc>
-          <w:tcPr>
-            <w:tcW w:type="dxa" w:w="3000"/>
-            <w:tcBorders>
-              <w:top w:val="single" w:color="999999" w:sz="4"/>
-              <w:left w:val="single" w:color="999999" w:sz="4"/>
-              <w:bottom w:val="single" w:color="999999" w:sz="4"/>
-              <w:right w:val="single" w:color="999999" w:sz="4"/>
-            </w:tcBorders>
-          </w:tcPr>
-          <w:p>
-            <w:r>
-              <w:rPr>
-                <w:rFonts w:ascii="Calibri" w:cs="Calibri" w:eastAsia="Calibri" w:hAnsi="Calibri"/>
-                <w:sz w:val="22"/>
-                <w:szCs w:val="22"/>
+        <w:trPr>
+          <w:cantSplit/>
+        </w:trPr>
+        <w:tc>
+          <w:tcPr>
+            <w:tcW w:type="dxa" w:w="3000"/>
+            <w:tcBorders>
+              <w:top w:val="single" w:color="999999" w:sz="4"/>
+              <w:left w:val="single" w:color="999999" w:sz="4"/>
+              <w:bottom w:val="single" w:color="999999" w:sz="4"/>
+              <w:right w:val="single" w:color="999999" w:sz="4"/>
+            </w:tcBorders>
+          </w:tcPr>
+          <w:p>
+            <w:r>
+              <w:rPr>
+                <w:rFonts w:ascii="Calibri" w:cs="Calibri" w:eastAsia="Calibri" w:hAnsi="Calibri"/>
               </w:rPr>
               <w:t xml:space="preserve">All workers</w:t>
             </w:r>
@@ -3308,8 +3264,6 @@
             <w:r>
               <w:rPr>
                 <w:rFonts w:ascii="Calibri" w:cs="Calibri" w:eastAsia="Calibri" w:hAnsi="Calibri"/>
-                <w:sz w:val="22"/>
-                <w:szCs w:val="22"/>
               </w:rPr>
               <w:t xml:space="preserve">Read the current version and follow it</w:t>
             </w:r>
@@ -3329,8 +3283,6 @@
             <w:r>
               <w:rPr>
                 <w:rFonts w:ascii="Calibri" w:cs="Calibri" w:eastAsia="Calibri" w:hAnsi="Calibri"/>
-                <w:sz w:val="22"/>
-                <w:szCs w:val="22"/>
               </w:rPr>
               <w:t xml:space="preserve">At induction and after each change</w:t>
             </w:r>
@@ -3340,13 +3292,11 @@
     </w:tbl>
     <w:p>
       <w:pPr>
-        <w:spacing w:after="120"/>
-      </w:pPr>
-      <w:r>
-        <w:rPr>
-          <w:rFonts w:ascii="Calibri" w:cs="Calibri" w:eastAsia="Calibri" w:hAnsi="Calibri"/>
-          <w:sz w:val="22"/>
-          <w:szCs w:val="22"/>
+        <w:spacing w:after="120" w:line="276"/>
+      </w:pPr>
+      <w:r>
+        <w:rPr>
+          <w:rFonts w:ascii="Calibri" w:cs="Calibri" w:eastAsia="Calibri" w:hAnsi="Calibri"/>
         </w:rPr>
         <w:t xml:space="preserve"/>
       </w:r>
@@ -3362,33 +3312,222 @@
           <w:b/>
           <w:bCs/>
         </w:rPr>
-        <w:t xml:space="preserve">About this document</w:t>
-      </w:r>
-    </w:p>
-    <w:p>
-      <w:pPr>
-        <w:spacing w:after="120"/>
-      </w:pPr>
-      <w:r>
-        <w:rPr>
-          <w:rFonts w:ascii="Calibri" w:cs="Calibri" w:eastAsia="Calibri" w:hAnsi="Calibri"/>
-          <w:sz w:val="22"/>
-          <w:szCs w:val="22"/>
-        </w:rPr>
-        <w:t xml:space="preserve">Readyline provides general information and document templates for your own review. It is not legal advice and does not take account of your specific circumstances. Seek legal advice if you are unsure how a requirement applies to you. Readyline is an independent service and is not affiliated with the National Disability Insurance Agency or the NDIS Quality and Safeguards Commission.</w:t>
-      </w:r>
-    </w:p>
-    <w:p>
-      <w:pPr>
-        <w:spacing w:after="120"/>
-      </w:pPr>
-      <w:r>
-        <w:rPr>
-          <w:rFonts w:ascii="Calibri" w:cs="Calibri" w:eastAsia="Calibri" w:hAnsi="Calibri"/>
-          <w:sz w:val="22"/>
-          <w:szCs w:val="22"/>
-        </w:rPr>
-        <w:t xml:space="preserve">First drafts of your documents are generated with AI from your questionnaire answers. You are responsible for reviewing, editing and adopting them before use.</w:t>
+        <w:t xml:space="preserve">Change log</w:t>
+      </w:r>
+    </w:p>
+    <w:p>
+      <w:pPr>
+        <w:spacing w:after="120" w:line="276"/>
+      </w:pPr>
+      <w:r>
+        <w:rPr>
+          <w:rFonts w:ascii="Calibri" w:cs="Calibri" w:eastAsia="Calibri" w:hAnsi="Calibri"/>
+        </w:rPr>
+        <w:t xml:space="preserve">We record every change to this document here and tell workers when a new version applies.</w:t>
+      </w:r>
+    </w:p>
+    <w:tbl>
+      <w:tblPr>
+        <w:tblW w:type="dxa" w:w="9000"/>
+        <w:tblBorders>
+          <w:top w:val="single" w:color="auto" w:sz="4"/>
+          <w:left w:val="single" w:color="auto" w:sz="4"/>
+          <w:bottom w:val="single" w:color="auto" w:sz="4"/>
+          <w:right w:val="single" w:color="auto" w:sz="4"/>
+          <w:insideH w:val="single" w:color="auto" w:sz="4"/>
+          <w:insideV w:val="single" w:color="auto" w:sz="4"/>
+        </w:tblBorders>
+      </w:tblPr>
+      <w:tblGrid>
+        <w:gridCol w:w="2250"/>
+        <w:gridCol w:w="2250"/>
+        <w:gridCol w:w="2250"/>
+        <w:gridCol w:w="2250"/>
+      </w:tblGrid>
+      <w:tr>
+        <w:trPr>
+          <w:tblHeader/>
+        </w:trPr>
+        <w:tc>
+          <w:tcPr>
+            <w:tcW w:type="dxa" w:w="2250"/>
+            <w:tcBorders>
+              <w:top w:val="single" w:color="999999" w:sz="4"/>
+              <w:left w:val="single" w:color="999999" w:sz="4"/>
+              <w:bottom w:val="single" w:color="999999" w:sz="4"/>
+              <w:right w:val="single" w:color="999999" w:sz="4"/>
+            </w:tcBorders>
+            <w:shd w:fill="EEEEEE" w:val="clear"/>
+          </w:tcPr>
+          <w:p>
+            <w:r>
+              <w:rPr>
+                <w:rFonts w:ascii="Calibri" w:cs="Calibri" w:eastAsia="Calibri" w:hAnsi="Calibri"/>
+                <w:b/>
+                <w:bCs/>
+              </w:rPr>
+              <w:t xml:space="preserve">Version</w:t>
+            </w:r>
+          </w:p>
+        </w:tc>
+        <w:tc>
+          <w:tcPr>
+            <w:tcW w:type="dxa" w:w="2250"/>
+            <w:tcBorders>
+              <w:top w:val="single" w:color="999999" w:sz="4"/>
+              <w:left w:val="single" w:color="999999" w:sz="4"/>
+              <w:bottom w:val="single" w:color="999999" w:sz="4"/>
+              <w:right w:val="single" w:color="999999" w:sz="4"/>
+            </w:tcBorders>
+            <w:shd w:fill="EEEEEE" w:val="clear"/>
+          </w:tcPr>
+          <w:p>
+            <w:r>
+              <w:rPr>
+                <w:rFonts w:ascii="Calibri" w:cs="Calibri" w:eastAsia="Calibri" w:hAnsi="Calibri"/>
+                <w:b/>
+                <w:bCs/>
+              </w:rPr>
+              <w:t xml:space="preserve">Date</w:t>
+            </w:r>
+          </w:p>
+        </w:tc>
+        <w:tc>
+          <w:tcPr>
+            <w:tcW w:type="dxa" w:w="2250"/>
+            <w:tcBorders>
+              <w:top w:val="single" w:color="999999" w:sz="4"/>
+              <w:left w:val="single" w:color="999999" w:sz="4"/>
+              <w:bottom w:val="single" w:color="999999" w:sz="4"/>
+              <w:right w:val="single" w:color="999999" w:sz="4"/>
+            </w:tcBorders>
+            <w:shd w:fill="EEEEEE" w:val="clear"/>
+          </w:tcPr>
+          <w:p>
+            <w:r>
+              <w:rPr>
+                <w:rFonts w:ascii="Calibri" w:cs="Calibri" w:eastAsia="Calibri" w:hAnsi="Calibri"/>
+                <w:b/>
+                <w:bCs/>
+              </w:rPr>
+              <w:t xml:space="preserve">What changed</w:t>
+            </w:r>
+          </w:p>
+        </w:tc>
+        <w:tc>
+          <w:tcPr>
+            <w:tcW w:type="dxa" w:w="2250"/>
+            <w:tcBorders>
+              <w:top w:val="single" w:color="999999" w:sz="4"/>
+              <w:left w:val="single" w:color="999999" w:sz="4"/>
+              <w:bottom w:val="single" w:color="999999" w:sz="4"/>
+              <w:right w:val="single" w:color="999999" w:sz="4"/>
+            </w:tcBorders>
+            <w:shd w:fill="EEEEEE" w:val="clear"/>
+          </w:tcPr>
+          <w:p>
+            <w:r>
+              <w:rPr>
+                <w:rFonts w:ascii="Calibri" w:cs="Calibri" w:eastAsia="Calibri" w:hAnsi="Calibri"/>
+                <w:b/>
+                <w:bCs/>
+              </w:rPr>
+              <w:t xml:space="preserve">By whom</w:t>
+            </w:r>
+          </w:p>
+        </w:tc>
+      </w:tr>
+      <w:tr>
+        <w:trPr>
+          <w:cantSplit/>
+        </w:trPr>
+        <w:tc>
+          <w:tcPr>
+            <w:tcW w:type="dxa" w:w="2250"/>
+            <w:tcBorders>
+              <w:top w:val="single" w:color="999999" w:sz="4"/>
+              <w:left w:val="single" w:color="999999" w:sz="4"/>
+              <w:bottom w:val="single" w:color="999999" w:sz="4"/>
+              <w:right w:val="single" w:color="999999" w:sz="4"/>
+            </w:tcBorders>
+          </w:tcPr>
+          <w:p>
+            <w:r>
+              <w:rPr>
+                <w:rFonts w:ascii="Calibri" w:cs="Calibri" w:eastAsia="Calibri" w:hAnsi="Calibri"/>
+              </w:rPr>
+              <w:t xml:space="preserve">review-pack</w:t>
+            </w:r>
+          </w:p>
+        </w:tc>
+        <w:tc>
+          <w:tcPr>
+            <w:tcW w:type="dxa" w:w="2250"/>
+            <w:tcBorders>
+              <w:top w:val="single" w:color="999999" w:sz="4"/>
+              <w:left w:val="single" w:color="999999" w:sz="4"/>
+              <w:bottom w:val="single" w:color="999999" w:sz="4"/>
+              <w:right w:val="single" w:color="999999" w:sz="4"/>
+            </w:tcBorders>
+          </w:tcPr>
+          <w:p>
+            <w:r>
+              <w:rPr>
+                <w:rFonts w:ascii="Calibri" w:cs="Calibri" w:eastAsia="Calibri" w:hAnsi="Calibri"/>
+              </w:rPr>
+              <w:t xml:space="preserve">14 October 2026</w:t>
+            </w:r>
+          </w:p>
+        </w:tc>
+        <w:tc>
+          <w:tcPr>
+            <w:tcW w:type="dxa" w:w="2250"/>
+            <w:tcBorders>
+              <w:top w:val="single" w:color="999999" w:sz="4"/>
+              <w:left w:val="single" w:color="999999" w:sz="4"/>
+              <w:bottom w:val="single" w:color="999999" w:sz="4"/>
+              <w:right w:val="single" w:color="999999" w:sz="4"/>
+            </w:tcBorders>
+          </w:tcPr>
+          <w:p>
+            <w:r>
+              <w:rPr>
+                <w:rFonts w:ascii="Calibri" w:cs="Calibri" w:eastAsia="Calibri" w:hAnsi="Calibri"/>
+              </w:rPr>
+              <w:t xml:space="preserve">First version, drafted from our questionnaire answers</w:t>
+            </w:r>
+          </w:p>
+        </w:tc>
+        <w:tc>
+          <w:tcPr>
+            <w:tcW w:type="dxa" w:w="2250"/>
+            <w:tcBorders>
+              <w:top w:val="single" w:color="999999" w:sz="4"/>
+              <w:left w:val="single" w:color="999999" w:sz="4"/>
+              <w:bottom w:val="single" w:color="999999" w:sz="4"/>
+              <w:right w:val="single" w:color="999999" w:sz="4"/>
+            </w:tcBorders>
+          </w:tcPr>
+          <w:p>
+            <w:r>
+              <w:rPr>
+                <w:rFonts w:ascii="Calibri" w:cs="Calibri" w:eastAsia="Calibri" w:hAnsi="Calibri"/>
+              </w:rPr>
+              <w:t xml:space="preserve">Jane Citizen</w:t>
+            </w:r>
+          </w:p>
+        </w:tc>
+      </w:tr>
+    </w:tbl>
+    <w:p>
+      <w:pPr>
+        <w:spacing w:after="120" w:line="276"/>
+      </w:pPr>
+      <w:r>
+        <w:rPr>
+          <w:rFonts w:ascii="Calibri" w:cs="Calibri" w:eastAsia="Calibri" w:hAnsi="Calibri"/>
+        </w:rPr>
+        <w:t xml:space="preserve"/>
       </w:r>
     </w:p>
     <w:sectPr>
@@ -3449,16 +3588,16 @@
     <w:r>
       <w:rPr>
         <w:rFonts w:ascii="Calibri" w:cs="Calibri" w:eastAsia="Calibri" w:hAnsi="Calibri"/>
-        <w:sz w:val="22"/>
-        <w:szCs w:val="22"/>
+        <w:sz w:val="24"/>
+        <w:szCs w:val="24"/>
       </w:rPr>
-      <w:t xml:space="preserve">Prepared with Readyline. Version review-pack. Page </w:t>
+      <w:t xml:space="preserve">Induction and training procedure and register. Version review-pack. Draft prepared with Readyline. Page </w:t>
     </w:r>
     <w:r>
       <w:rPr>
         <w:rFonts w:ascii="Calibri" w:cs="Calibri" w:eastAsia="Calibri" w:hAnsi="Calibri"/>
-        <w:sz w:val="22"/>
-        <w:szCs w:val="22"/>
+        <w:sz w:val="24"/>
+        <w:szCs w:val="24"/>
       </w:rPr>
       <w:fldChar w:fldCharType="begin"/>
       <w:instrText xml:space="preserve">PAGE</w:instrText>
@@ -3468,16 +3607,16 @@
     <w:r>
       <w:rPr>
         <w:rFonts w:ascii="Calibri" w:cs="Calibri" w:eastAsia="Calibri" w:hAnsi="Calibri"/>
-        <w:sz w:val="22"/>
-        <w:szCs w:val="22"/>
+        <w:sz w:val="24"/>
+        <w:szCs w:val="24"/>
       </w:rPr>
       <w:t xml:space="preserve"> of </w:t>
     </w:r>
     <w:r>
       <w:rPr>
         <w:rFonts w:ascii="Calibri" w:cs="Calibri" w:eastAsia="Calibri" w:hAnsi="Calibri"/>
-        <w:sz w:val="22"/>
-        <w:szCs w:val="22"/>
+        <w:sz w:val="24"/>
+        <w:szCs w:val="24"/>
       </w:rPr>
       <w:fldChar w:fldCharType="begin"/>
       <w:instrText xml:space="preserve">NUMPAGES</w:instrText>
@@ -3534,8 +3673,8 @@
     <w:r>
       <w:rPr>
         <w:rFonts w:ascii="Calibri" w:cs="Calibri" w:eastAsia="Calibri" w:hAnsi="Calibri"/>
-        <w:sz w:val="22"/>
-        <w:szCs w:val="22"/>
+        <w:sz w:val="24"/>
+        <w:szCs w:val="24"/>
       </w:rPr>
       <w:t xml:space="preserve">Sunrise Supports: Induction and training procedure and register</w:t>
     </w:r>
@@ -3800,11 +3939,16 @@
     <w:rPrDefault>
       <w:rPr>
         <w:rFonts w:ascii="Calibri" w:cs="Calibri" w:eastAsia="Calibri" w:hAnsi="Calibri"/>
-        <w:sz w:val="22"/>
-        <w:szCs w:val="22"/>
+        <w:sz w:val="24"/>
+        <w:szCs w:val="24"/>
       </w:rPr>
     </w:rPrDefault>
-    <w:pPrDefault/>
+    <w:pPrDefault>
+      <w:pPr>
+        <w:spacing w:after="120" w:line="276"/>
+        <w:jc w:val="left"/>
+      </w:pPr>
+    </w:pPrDefault>
   </w:docDefaults>
   <w:style w:type="paragraph" w:styleId="Normal" w:default="1">
     <w:name w:val="Normal"/>
@@ -3859,9 +4003,12 @@
     <w:next w:val="Normal"/>
     <w:qFormat/>
     <w:rPr>
-      <w:color w:val="2E74B5"/>
-      <w:sz w:val="26"/>
-      <w:szCs w:val="26"/>
+      <w:rFonts w:ascii="Calibri" w:cs="Calibri" w:eastAsia="Calibri" w:hAnsi="Calibri"/>
+      <w:b/>
+      <w:bCs/>
+      <w:color w:val="000000"/>
+      <w:sz w:val="24"/>
+      <w:szCs w:val="24"/>
     </w:rPr>
   </w:style>
   <w:style w:type="paragraph" w:styleId="Heading3">
